--- a/app/static/docs/CONSENTIMIENTO INFORMADO TECNICAS SUELO PELVICO.docx
+++ b/app/static/docs/CONSENTIMIENTO INFORMADO TECNICAS SUELO PELVICO.docx
@@ -1,6 +1,6 @@
 
 <file path=word/document.xml><?xml version="1.0" encoding="utf-8"?>
-<w:document xmlns:wpc="http://schemas.microsoft.com/office/word/2010/wordprocessingCanvas" xmlns:cx="http://schemas.microsoft.com/office/drawing/2014/chartex" xmlns:cx1="http://schemas.microsoft.com/office/drawing/2015/9/8/chartex" xmlns:cx2="http://schemas.microsoft.com/office/drawing/2015/10/21/chartex" xmlns:cx3="http://schemas.microsoft.com/office/drawing/2016/5/9/chartex" xmlns:cx4="http://schemas.microsoft.com/office/drawing/2016/5/10/chartex" xmlns:cx5="http://schemas.microsoft.com/office/drawing/2016/5/11/chartex" xmlns:cx6="http://schemas.microsoft.com/office/drawing/2016/5/12/chartex" xmlns:cx7="http://schemas.microsoft.com/office/drawing/2016/5/13/chartex" xmlns:cx8="http://schemas.microsoft.com/office/drawing/2016/5/14/chartex" xmlns:mc="http://schemas.openxmlformats.org/markup-compatibility/2006" xmlns:aink="http://schemas.microsoft.com/office/drawing/2016/ink" xmlns:am3d="http://schemas.microsoft.com/office/drawing/2017/model3d" xmlns:o="urn:schemas-microsoft-com:office:office" xmlns:oel="http://schemas.microsoft.com/office/2019/extlst" xmlns:r="http://schemas.openxmlformats.org/officeDocument/2006/relationships" xmlns:m="http://schemas.openxmlformats.org/officeDocument/2006/math" xmlns:v="urn:schemas-microsoft-com:vml" xmlns:wp14="http://schemas.microsoft.com/office/word/2010/wordprocessingDrawing" xmlns:wp="http://schemas.openxmlformats.org/drawingml/2006/wordprocessingDrawing" xmlns:w10="urn:schemas-microsoft-com:office:word" xmlns:w="http://schemas.openxmlformats.org/wordprocessingml/2006/main" xmlns:w14="http://schemas.microsoft.com/office/word/2010/wordml" xmlns:w15="http://schemas.microsoft.com/office/word/2012/wordml" xmlns:w16cex="http://schemas.microsoft.com/office/word/2018/wordml/cex" xmlns:w16cid="http://schemas.microsoft.com/office/word/2016/wordml/cid" xmlns:w16="http://schemas.microsoft.com/office/word/2018/wordml" xmlns:w16du="http://schemas.microsoft.com/office/word/2023/wordml/word16du" xmlns:w16sdtdh="http://schemas.microsoft.com/office/word/2020/wordml/sdtdatahash" xmlns:w16sdtfl="http://schemas.microsoft.com/office/word/2024/wordml/sdtformatlock" xmlns:w16se="http://schemas.microsoft.com/office/word/2015/wordml/symex" xmlns:wpg="http://schemas.microsoft.com/office/word/2010/wordprocessingGroup" xmlns:wpi="http://schemas.microsoft.com/office/word/2010/wordprocessingInk" xmlns:wne="http://schemas.microsoft.com/office/word/2006/wordml" xmlns:wps="http://schemas.microsoft.com/office/word/2010/wordprocessingShape" mc:Ignorable="w14 w15 w16se w16cid w16 w16cex w16sdtdh w16sdtfl w16du wp14">
+<w:document xmlns:wpc="http://schemas.microsoft.com/office/word/2010/wordprocessingCanvas" xmlns:cx="http://schemas.microsoft.com/office/drawing/2014/chartex" xmlns:cx1="http://schemas.microsoft.com/office/drawing/2015/9/8/chartex" xmlns:cx2="http://schemas.microsoft.com/office/drawing/2015/10/21/chartex" xmlns:cx3="http://schemas.microsoft.com/office/drawing/2016/5/9/chartex" xmlns:cx4="http://schemas.microsoft.com/office/drawing/2016/5/10/chartex" xmlns:cx5="http://schemas.microsoft.com/office/drawing/2016/5/11/chartex" xmlns:cx6="http://schemas.microsoft.com/office/drawing/2016/5/12/chartex" xmlns:cx7="http://schemas.microsoft.com/office/drawing/2016/5/13/chartex" xmlns:cx8="http://schemas.microsoft.com/office/drawing/2016/5/14/chartex" xmlns:mc="http://schemas.openxmlformats.org/markup-compatibility/2006" xmlns:aink="http://schemas.microsoft.com/office/drawing/2016/ink" xmlns:am3d="http://schemas.microsoft.com/office/drawing/2017/model3d" xmlns:o="urn:schemas-microsoft-com:office:office" xmlns:oel="http://schemas.microsoft.com/office/2019/extlst" xmlns:r="http://schemas.openxmlformats.org/officeDocument/2006/relationships" xmlns:m="http://schemas.openxmlformats.org/officeDocument/2006/math" xmlns:v="urn:schemas-microsoft-com:vml" xmlns:wp14="http://schemas.microsoft.com/office/word/2010/wordprocessingDrawing" xmlns:wp="http://schemas.openxmlformats.org/drawingml/2006/wordprocessingDrawing" xmlns:w10="urn:schemas-microsoft-com:office:word" xmlns:w="http://schemas.openxmlformats.org/wordprocessingml/2006/main" xmlns:w14="http://schemas.microsoft.com/office/word/2010/wordml" xmlns:w15="http://schemas.microsoft.com/office/word/2012/wordml" xmlns:w16cex="http://schemas.microsoft.com/office/word/2018/wordml/cex" xmlns:w16cid="http://schemas.microsoft.com/office/word/2016/wordml/cid" xmlns:w16="http://schemas.microsoft.com/office/word/2018/wordml" xmlns:w16du="http://schemas.microsoft.com/office/word/2023/wordml/word16du" xmlns:w16sdtdh="http://schemas.microsoft.com/office/word/2020/wordml/sdtdatahash" xmlns:w16sdtfl="http://schemas.microsoft.com/office/word/2024/wordml/sdtformatlock" xmlns:w16se="http://schemas.microsoft.com/office/word/2015/wordml/symex" xmlns:wpg="http://schemas.microsoft.com/office/word/2010/wordprocessingGroup" xmlns:wpi="http://schemas.microsoft.com/office/word/2010/wordprocessingInk" xmlns:wne="http://schemas.microsoft.com/office/word/2006/wordml" xmlns:wps="http://schemas.microsoft.com/office/word/2010/wordprocessingShape" xmlns:a="http://schemas.openxmlformats.org/drawingml/2006/main" xmlns:pic="http://schemas.openxmlformats.org/drawingml/2006/picture" xmlns:a14="http://schemas.microsoft.com/office/drawing/2010/main" mc:Ignorable="w14 w15 w16se w16cid w16 w16cex w16sdtdh w16sdtfl w16du wp14">
   <w:body>
     <w:p>
       <w:pPr>
@@ -1364,51 +1364,85 @@
     </w:p>
     <w:p>
       <w:pPr>
-        <w:rPr>
-          <w:rFonts w:cstheme="minorHAnsi"/>
-        </w:rPr>
-      </w:pPr>
-    </w:p>
-    <w:p>
-      <w:pPr>
-        <w:rPr>
-          <w:rFonts w:cstheme="minorHAnsi"/>
-        </w:rPr>
-      </w:pPr>
-    </w:p>
-    <w:p>
-      <w:pPr>
-        <w:rPr>
-          <w:rFonts w:cstheme="minorHAnsi"/>
-        </w:rPr>
-      </w:pPr>
-    </w:p>
-    <w:p>
-      <w:pPr>
-        <w:rPr>
-          <w:rFonts w:cstheme="minorHAnsi"/>
-        </w:rPr>
-      </w:pPr>
-    </w:p>
-    <w:p>
-      <w:pPr>
-        <w:rPr>
-          <w:rFonts w:cstheme="minorHAnsi"/>
-        </w:rPr>
-      </w:pPr>
-    </w:p>
-    <w:p>
-      <w:pPr>
-        <w:rPr>
-          <w:rFonts w:cstheme="minorHAnsi"/>
-        </w:rPr>
-      </w:pPr>
-    </w:p>
-    <w:p>
-      <w:pPr>
-        <w:jc w:val="right"/>
-        <w:rPr>
-          <w:rFonts w:cstheme="minorHAnsi"/>
+        <w:spacing w:before="0" w:beforeAutospacing="off" w:after="200" w:afterAutospacing="off" w:line="259" w:lineRule="auto"/>
+        <w:ind w:left="0" w:right="0"/>
+        <w:jc w:val="left"/>
+        <w:rPr>
+          <w:rFonts w:ascii="Calibri" w:hAnsi="Calibri" w:eastAsia="Calibri" w:cs="Calibri"/>
+          <w:noProof w:val="0"/>
+          <w:sz w:val="24"/>
+          <w:szCs w:val="24"/>
+          <w:lang w:val="es-ES"/>
+        </w:rPr>
+      </w:pPr>
+      <w:r>
+        <w:rPr>
+          <w:rFonts w:ascii="Century Gothic" w:hAnsi="Century Gothic" w:eastAsia="Century Gothic" w:cs="Century Gothic"/>
+          <w:b w:val="0"/>
+          <w:bCs w:val="0"/>
+          <w:i w:val="0"/>
+          <w:iCs w:val="0"/>
+          <w:caps w:val="0"/>
+          <w:smallCaps w:val="0"/>
+          <w:noProof w:val="0"/>
+          <w:color w:val="000000" w:themeColor="text1" w:themeTint="FF" w:themeShade="FF"/>
+          <w:sz w:val="22"/>
+          <w:szCs w:val="22"/>
+          <w:lang w:val="es-ES"/>
+        </w:rPr>
+        <w:t>{{firma_paciente}}</w:t>
+      </w:r>
+      <w:r>
+        <w:tab/>
+      </w:r>
+      <w:r>
+        <w:tab/>
+      </w:r>
+      <w:r>
+        <w:tab/>
+      </w:r>
+      <w:r>
+        <w:tab/>
+      </w:r>
+      <w:r>
+        <w:tab/>
+      </w:r>
+      <w:r>
+        <w:tab/>
+      </w:r>
+      <w:r>
+        <w:tab/>
+      </w:r>
+      <w:r>
+        <w:rPr>
+          <w:rFonts w:ascii="Calibri" w:hAnsi="Calibri" w:eastAsia="Calibri" w:cs="Calibri"/>
+          <w:b w:val="0"/>
+          <w:bCs w:val="0"/>
+          <w:i w:val="0"/>
+          <w:iCs w:val="0"/>
+          <w:caps w:val="0"/>
+          <w:smallCaps w:val="0"/>
+          <w:noProof w:val="0"/>
+          <w:color w:val="000000" w:themeColor="text1" w:themeTint="FF" w:themeShade="FF"/>
+          <w:sz w:val="22"/>
+          <w:szCs w:val="22"/>
+          <w:lang w:val="es-ES"/>
+        </w:rPr>
+        <w:t xml:space="preserve">      {{firma_tutor}}</w:t>
+      </w:r>
+    </w:p>
+    <w:p>
+      <w:pPr>
+        <w:rPr>
+          <w:rFonts w:cs="Calibri" w:cstheme="minorAscii"/>
+        </w:rPr>
+      </w:pPr>
+    </w:p>
+    <w:p>
+      <w:pPr>
+        <w:pStyle w:val="Normal"/>
+        <w:rPr>
+          <w:rFonts w:cs="Calibri" w:cstheme="minorAscii"/>
         </w:rPr>
       </w:pPr>
     </w:p>
@@ -1417,7 +1451,7 @@
       <w:headerReference w:type="default" r:id="rId8"/>
       <w:footerReference w:type="default" r:id="rId9"/>
       <w:headerReference w:type="first" r:id="rId10"/>
-      <w:pgSz w:w="12240" w:h="15840"/>
+      <w:pgSz w:w="12240" w:h="15840" w:orient="portrait"/>
       <w:pgMar w:top="1417" w:right="1701" w:bottom="1417" w:left="1701" w:header="708" w:footer="708" w:gutter="0"/>
       <w:cols w:space="708"/>
       <w:docGrid w:linePitch="360"/>
@@ -1446,7 +1480,7 @@
 </file>
 
 <file path=word/footer1.xml><?xml version="1.0" encoding="utf-8"?>
-<w:ftr xmlns:wpc="http://schemas.microsoft.com/office/word/2010/wordprocessingCanvas" xmlns:cx="http://schemas.microsoft.com/office/drawing/2014/chartex" xmlns:cx1="http://schemas.microsoft.com/office/drawing/2015/9/8/chartex" xmlns:cx2="http://schemas.microsoft.com/office/drawing/2015/10/21/chartex" xmlns:cx3="http://schemas.microsoft.com/office/drawing/2016/5/9/chartex" xmlns:cx4="http://schemas.microsoft.com/office/drawing/2016/5/10/chartex" xmlns:cx5="http://schemas.microsoft.com/office/drawing/2016/5/11/chartex" xmlns:cx6="http://schemas.microsoft.com/office/drawing/2016/5/12/chartex" xmlns:cx7="http://schemas.microsoft.com/office/drawing/2016/5/13/chartex" xmlns:cx8="http://schemas.microsoft.com/office/drawing/2016/5/14/chartex" xmlns:mc="http://schemas.openxmlformats.org/markup-compatibility/2006" xmlns:aink="http://schemas.microsoft.com/office/drawing/2016/ink" xmlns:am3d="http://schemas.microsoft.com/office/drawing/2017/model3d" xmlns:o="urn:schemas-microsoft-com:office:office" xmlns:oel="http://schemas.microsoft.com/office/2019/extlst" xmlns:r="http://schemas.openxmlformats.org/officeDocument/2006/relationships" xmlns:m="http://schemas.openxmlformats.org/officeDocument/2006/math" xmlns:v="urn:schemas-microsoft-com:vml" xmlns:wp14="http://schemas.microsoft.com/office/word/2010/wordprocessingDrawing" xmlns:wp="http://schemas.openxmlformats.org/drawingml/2006/wordprocessingDrawing" xmlns:w10="urn:schemas-microsoft-com:office:word" xmlns:w="http://schemas.openxmlformats.org/wordprocessingml/2006/main" xmlns:w14="http://schemas.microsoft.com/office/word/2010/wordml" xmlns:w15="http://schemas.microsoft.com/office/word/2012/wordml" xmlns:w16cex="http://schemas.microsoft.com/office/word/2018/wordml/cex" xmlns:w16cid="http://schemas.microsoft.com/office/word/2016/wordml/cid" xmlns:w16="http://schemas.microsoft.com/office/word/2018/wordml" xmlns:w16du="http://schemas.microsoft.com/office/word/2023/wordml/word16du" xmlns:w16sdtdh="http://schemas.microsoft.com/office/word/2020/wordml/sdtdatahash" xmlns:w16sdtfl="http://schemas.microsoft.com/office/word/2024/wordml/sdtformatlock" xmlns:w16se="http://schemas.microsoft.com/office/word/2015/wordml/symex" xmlns:wpg="http://schemas.microsoft.com/office/word/2010/wordprocessingGroup" xmlns:wpi="http://schemas.microsoft.com/office/word/2010/wordprocessingInk" xmlns:wne="http://schemas.microsoft.com/office/word/2006/wordml" xmlns:wps="http://schemas.microsoft.com/office/word/2010/wordprocessingShape" mc:Ignorable="w14 w15 w16se w16cid w16 w16cex w16sdtdh w16sdtfl w16du wp14">
+<w:ftr xmlns:wpc="http://schemas.microsoft.com/office/word/2010/wordprocessingCanvas" xmlns:cx="http://schemas.microsoft.com/office/drawing/2014/chartex" xmlns:cx1="http://schemas.microsoft.com/office/drawing/2015/9/8/chartex" xmlns:cx2="http://schemas.microsoft.com/office/drawing/2015/10/21/chartex" xmlns:cx3="http://schemas.microsoft.com/office/drawing/2016/5/9/chartex" xmlns:cx4="http://schemas.microsoft.com/office/drawing/2016/5/10/chartex" xmlns:cx5="http://schemas.microsoft.com/office/drawing/2016/5/11/chartex" xmlns:cx6="http://schemas.microsoft.com/office/drawing/2016/5/12/chartex" xmlns:cx7="http://schemas.microsoft.com/office/drawing/2016/5/13/chartex" xmlns:cx8="http://schemas.microsoft.com/office/drawing/2016/5/14/chartex" xmlns:mc="http://schemas.openxmlformats.org/markup-compatibility/2006" xmlns:aink="http://schemas.microsoft.com/office/drawing/2016/ink" xmlns:am3d="http://schemas.microsoft.com/office/drawing/2017/model3d" xmlns:o="urn:schemas-microsoft-com:office:office" xmlns:oel="http://schemas.microsoft.com/office/2019/extlst" xmlns:r="http://schemas.openxmlformats.org/officeDocument/2006/relationships" xmlns:m="http://schemas.openxmlformats.org/officeDocument/2006/math" xmlns:v="urn:schemas-microsoft-com:vml" xmlns:wp14="http://schemas.microsoft.com/office/word/2010/wordprocessingDrawing" xmlns:wp="http://schemas.openxmlformats.org/drawingml/2006/wordprocessingDrawing" xmlns:w10="urn:schemas-microsoft-com:office:word" xmlns:w="http://schemas.openxmlformats.org/wordprocessingml/2006/main" xmlns:w14="http://schemas.microsoft.com/office/word/2010/wordml" xmlns:w15="http://schemas.microsoft.com/office/word/2012/wordml" xmlns:w16cex="http://schemas.microsoft.com/office/word/2018/wordml/cex" xmlns:w16cid="http://schemas.microsoft.com/office/word/2016/wordml/cid" xmlns:w16="http://schemas.microsoft.com/office/word/2018/wordml" xmlns:w16du="http://schemas.microsoft.com/office/word/2023/wordml/word16du" xmlns:w16sdtdh="http://schemas.microsoft.com/office/word/2020/wordml/sdtdatahash" xmlns:w16sdtfl="http://schemas.microsoft.com/office/word/2024/wordml/sdtformatlock" xmlns:w16se="http://schemas.microsoft.com/office/word/2015/wordml/symex" xmlns:wpg="http://schemas.microsoft.com/office/word/2010/wordprocessingGroup" xmlns:wpi="http://schemas.microsoft.com/office/word/2010/wordprocessingInk" xmlns:wne="http://schemas.microsoft.com/office/word/2006/wordml" xmlns:wps="http://schemas.microsoft.com/office/word/2010/wordprocessingShape" xmlns:a="http://schemas.openxmlformats.org/drawingml/2006/main" xmlns:pic="http://schemas.openxmlformats.org/drawingml/2006/picture" xmlns:a14="http://schemas.microsoft.com/office/drawing/2010/main" mc:Ignorable="w14 w15 w16se w16cid w16 w16cex w16sdtdh w16sdtfl w16du wp14">
   <w:p>
     <w:pPr>
       <w:pStyle w:val="Piedepgina"/>
@@ -1605,7 +1639,7 @@
       </w:rPr>
       <w:t xml:space="preserve"> </w:t>
     </w:r>
-    <w:hyperlink r:id="rId2" w:history="1">
+    <w:hyperlink w:history="1" r:id="rId2">
       <w:r>
         <w:rPr>
           <w:rStyle w:val="Hipervnculo"/>
@@ -1627,6 +1661,13 @@
         <w:lang w:val="en-US"/>
       </w:rPr>
       <w:tab/>
+    </w:r>
+    <w:r>
+      <w:rPr>
+        <w:rFonts w:cstheme="minorHAnsi"/>
+        <w:color w:val="808080" w:themeColor="background1" w:themeShade="80"/>
+        <w:lang w:val="en-US"/>
+      </w:rPr>
       <w:t>NI</w:t>
     </w:r>
     <w:r>
@@ -1687,7 +1728,7 @@
         <w:noProof/>
       </w:rPr>
       <w:pict w14:anchorId="541521FA">
-        <v:shapetype id="_x0000_t75" coordsize="21600,21600" o:spt="75" o:preferrelative="t" path="m@4@5l@4@11@9@11@9@5xe" filled="f" stroked="f">
+        <v:shapetype id="_x0000_t75" coordsize="21600,21600" filled="f" stroked="f" o:spt="75" o:preferrelative="t" path="m@4@5l@4@11@9@11@9@5xe">
           <v:stroke joinstyle="miter"/>
           <v:formulas>
             <v:f eqn="if lineDrawn pixelLineWidth 0"/>
@@ -1703,11 +1744,11 @@
             <v:f eqn="prod @7 21600 pixelHeight"/>
             <v:f eqn="sum @10 21600 0"/>
           </v:formulas>
-          <v:path o:extrusionok="f" gradientshapeok="t" o:connecttype="rect"/>
+          <v:path gradientshapeok="t" o:connecttype="rect" o:extrusionok="f"/>
           <o:lock v:ext="edit" aspectratio="t"/>
         </v:shapetype>
-        <v:shape id="WordPictureWatermark3264782" o:spid="_x0000_s1026" type="#_x0000_t75" alt="" style="position:absolute;margin-left:0;margin-top:0;width:441.65pt;height:441.65pt;z-index:-251651072;mso-wrap-edited:f;mso-width-percent:0;mso-height-percent:0;mso-position-horizontal:center;mso-position-horizontal-relative:margin;mso-position-vertical:center;mso-position-vertical-relative:margin;mso-width-percent:0;mso-height-percent:0" o:allowincell="f">
-          <v:imagedata r:id="rId1" o:title="LOGO" gain="19661f" blacklevel="22938f"/>
+        <v:shape id="WordPictureWatermark3264782" style="position:absolute;margin-left:0;margin-top:0;width:441.65pt;height:441.65pt;z-index:-251651072;mso-wrap-edited:f;mso-width-percent:0;mso-height-percent:0;mso-position-horizontal:center;mso-position-horizontal-relative:margin;mso-position-vertical:center;mso-position-vertical-relative:margin;mso-width-percent:0;mso-height-percent:0" alt="" o:spid="_x0000_s1026" o:allowincell="f" type="#_x0000_t75">
+          <v:imagedata gain="19661f" blacklevel="22938f" o:title="LOGO" r:id="rId1"/>
           <w10:wrap anchorx="margin" anchory="margin"/>
         </v:shape>
       </w:pict>
@@ -1738,6 +1779,8 @@
     </w:r>
     <w:r>
       <w:tab/>
+    </w:r>
+    <w:r>
       <w:t>FECHA:</w:t>
     </w:r>
   </w:p>
@@ -1755,7 +1798,7 @@
         <w:noProof/>
       </w:rPr>
       <w:pict w14:anchorId="06FD6491">
-        <v:shapetype id="_x0000_t75" coordsize="21600,21600" o:spt="75" o:preferrelative="t" path="m@4@5l@4@11@9@11@9@5xe" filled="f" stroked="f">
+        <v:shapetype id="_x0000_t75" coordsize="21600,21600" filled="f" stroked="f" o:spt="75" o:preferrelative="t" path="m@4@5l@4@11@9@11@9@5xe">
           <v:stroke joinstyle="miter"/>
           <v:formulas>
             <v:f eqn="if lineDrawn pixelLineWidth 0"/>
@@ -1771,11 +1814,11 @@
             <v:f eqn="prod @7 21600 pixelHeight"/>
             <v:f eqn="sum @10 21600 0"/>
           </v:formulas>
-          <v:path o:extrusionok="f" gradientshapeok="t" o:connecttype="rect"/>
+          <v:path gradientshapeok="t" o:connecttype="rect" o:extrusionok="f"/>
           <o:lock v:ext="edit" aspectratio="t"/>
         </v:shapetype>
-        <v:shape id="WordPictureWatermark3264781" o:spid="_x0000_s1025" type="#_x0000_t75" alt="" style="position:absolute;margin-left:0;margin-top:0;width:441.65pt;height:441.65pt;z-index:-251654144;mso-wrap-edited:f;mso-width-percent:0;mso-height-percent:0;mso-position-horizontal:center;mso-position-horizontal-relative:margin;mso-position-vertical:center;mso-position-vertical-relative:margin;mso-width-percent:0;mso-height-percent:0" o:allowincell="f">
-          <v:imagedata r:id="rId1" o:title="LOGO" gain="19661f" blacklevel="22938f"/>
+        <v:shape id="WordPictureWatermark3264781" style="position:absolute;margin-left:0;margin-top:0;width:441.65pt;height:441.65pt;z-index:-251654144;mso-wrap-edited:f;mso-width-percent:0;mso-height-percent:0;mso-position-horizontal:center;mso-position-horizontal-relative:margin;mso-position-vertical:center;mso-position-vertical-relative:margin;mso-width-percent:0;mso-height-percent:0" alt="" o:spid="_x0000_s1025" o:allowincell="f" type="#_x0000_t75">
+          <v:imagedata gain="19661f" blacklevel="22938f" o:title="LOGO" r:id="rId1"/>
           <w10:wrap anchorx="margin" anchory="margin"/>
         </v:shape>
       </w:pict>
@@ -1785,11 +1828,11 @@
 </file>
 
 <file path=word/styles.xml><?xml version="1.0" encoding="utf-8"?>
-<w:styles xmlns:mc="http://schemas.openxmlformats.org/markup-compatibility/2006" xmlns:r="http://schemas.openxmlformats.org/officeDocument/2006/relationships" xmlns:w="http://schemas.openxmlformats.org/wordprocessingml/2006/main" xmlns:w14="http://schemas.microsoft.com/office/word/2010/wordml" xmlns:w15="http://schemas.microsoft.com/office/word/2012/wordml" xmlns:w16cex="http://schemas.microsoft.com/office/word/2018/wordml/cex" xmlns:w16cid="http://schemas.microsoft.com/office/word/2016/wordml/cid" xmlns:w16="http://schemas.microsoft.com/office/word/2018/wordml" xmlns:w16du="http://schemas.microsoft.com/office/word/2023/wordml/word16du" xmlns:w16sdtdh="http://schemas.microsoft.com/office/word/2020/wordml/sdtdatahash" xmlns:w16sdtfl="http://schemas.microsoft.com/office/word/2024/wordml/sdtformatlock" xmlns:w16se="http://schemas.microsoft.com/office/word/2015/wordml/symex" mc:Ignorable="w14 w15 w16se w16cid w16 w16cex w16sdtdh w16sdtfl w16du">
+<w:styles xmlns:wp14="http://schemas.microsoft.com/office/word/2010/wordprocessingDrawing" xmlns:mc="http://schemas.openxmlformats.org/markup-compatibility/2006" xmlns:r="http://schemas.openxmlformats.org/officeDocument/2006/relationships" xmlns:w="http://schemas.openxmlformats.org/wordprocessingml/2006/main" xmlns:w14="http://schemas.microsoft.com/office/word/2010/wordml" xmlns:w15="http://schemas.microsoft.com/office/word/2012/wordml" xmlns:w16cex="http://schemas.microsoft.com/office/word/2018/wordml/cex" xmlns:w16cid="http://schemas.microsoft.com/office/word/2016/wordml/cid" xmlns:w16="http://schemas.microsoft.com/office/word/2018/wordml" xmlns:w16du="http://schemas.microsoft.com/office/word/2023/wordml/word16du" xmlns:w16sdtdh="http://schemas.microsoft.com/office/word/2020/wordml/sdtdatahash" xmlns:w16sdtfl="http://schemas.microsoft.com/office/word/2024/wordml/sdtformatlock" xmlns:w16se="http://schemas.microsoft.com/office/word/2015/wordml/symex" mc:Ignorable="w14 w15 w16se w16cid w16 w16cex w16sdtdh w16sdtfl w16du wp14">
   <w:docDefaults>
     <w:rPrDefault>
       <w:rPr>
-        <w:rFonts w:asciiTheme="minorHAnsi" w:eastAsiaTheme="minorHAnsi" w:hAnsiTheme="minorHAnsi" w:cstheme="minorBidi"/>
+        <w:rFonts w:asciiTheme="minorHAnsi" w:hAnsiTheme="minorHAnsi" w:eastAsiaTheme="minorHAnsi" w:cstheme="minorBidi"/>
         <w:sz w:val="24"/>
         <w:szCs w:val="24"/>
         <w:lang w:val="es-ES" w:eastAsia="en-US" w:bidi="ar-SA"/>
@@ -1800,14 +1843,14 @@
   <w:latentStyles w:defLockedState="0" w:defUIPriority="99" w:defSemiHidden="0" w:defUnhideWhenUsed="0" w:defQFormat="0" w:count="376">
     <w:lsdException w:name="Normal" w:uiPriority="0" w:qFormat="1"/>
     <w:lsdException w:name="heading 1" w:uiPriority="9" w:qFormat="1"/>
-    <w:lsdException w:name="heading 2" w:semiHidden="1" w:uiPriority="9" w:unhideWhenUsed="1" w:qFormat="1"/>
-    <w:lsdException w:name="heading 3" w:semiHidden="1" w:uiPriority="9" w:unhideWhenUsed="1" w:qFormat="1"/>
-    <w:lsdException w:name="heading 4" w:semiHidden="1" w:uiPriority="9" w:unhideWhenUsed="1" w:qFormat="1"/>
-    <w:lsdException w:name="heading 5" w:semiHidden="1" w:uiPriority="9" w:unhideWhenUsed="1" w:qFormat="1"/>
-    <w:lsdException w:name="heading 6" w:semiHidden="1" w:uiPriority="9" w:unhideWhenUsed="1" w:qFormat="1"/>
-    <w:lsdException w:name="heading 7" w:semiHidden="1" w:uiPriority="9" w:unhideWhenUsed="1" w:qFormat="1"/>
-    <w:lsdException w:name="heading 8" w:semiHidden="1" w:uiPriority="9" w:unhideWhenUsed="1" w:qFormat="1"/>
-    <w:lsdException w:name="heading 9" w:semiHidden="1" w:uiPriority="9" w:unhideWhenUsed="1" w:qFormat="1"/>
+    <w:lsdException w:name="heading 2" w:uiPriority="9" w:semiHidden="1" w:unhideWhenUsed="1" w:qFormat="1"/>
+    <w:lsdException w:name="heading 3" w:uiPriority="9" w:semiHidden="1" w:unhideWhenUsed="1" w:qFormat="1"/>
+    <w:lsdException w:name="heading 4" w:uiPriority="9" w:semiHidden="1" w:unhideWhenUsed="1" w:qFormat="1"/>
+    <w:lsdException w:name="heading 5" w:uiPriority="9" w:semiHidden="1" w:unhideWhenUsed="1" w:qFormat="1"/>
+    <w:lsdException w:name="heading 6" w:uiPriority="9" w:semiHidden="1" w:unhideWhenUsed="1" w:qFormat="1"/>
+    <w:lsdException w:name="heading 7" w:uiPriority="9" w:semiHidden="1" w:unhideWhenUsed="1" w:qFormat="1"/>
+    <w:lsdException w:name="heading 8" w:uiPriority="9" w:semiHidden="1" w:unhideWhenUsed="1" w:qFormat="1"/>
+    <w:lsdException w:name="heading 9" w:uiPriority="9" w:semiHidden="1" w:unhideWhenUsed="1" w:qFormat="1"/>
     <w:lsdException w:name="index 1" w:semiHidden="1" w:unhideWhenUsed="1"/>
     <w:lsdException w:name="index 2" w:semiHidden="1" w:unhideWhenUsed="1"/>
     <w:lsdException w:name="index 3" w:semiHidden="1" w:unhideWhenUsed="1"/>
@@ -1817,22 +1860,22 @@
     <w:lsdException w:name="index 7" w:semiHidden="1" w:unhideWhenUsed="1"/>
     <w:lsdException w:name="index 8" w:semiHidden="1" w:unhideWhenUsed="1"/>
     <w:lsdException w:name="index 9" w:semiHidden="1" w:unhideWhenUsed="1"/>
-    <w:lsdException w:name="toc 1" w:semiHidden="1" w:uiPriority="39" w:unhideWhenUsed="1"/>
-    <w:lsdException w:name="toc 2" w:semiHidden="1" w:uiPriority="39" w:unhideWhenUsed="1"/>
-    <w:lsdException w:name="toc 3" w:semiHidden="1" w:uiPriority="39" w:unhideWhenUsed="1"/>
-    <w:lsdException w:name="toc 4" w:semiHidden="1" w:uiPriority="39" w:unhideWhenUsed="1"/>
-    <w:lsdException w:name="toc 5" w:semiHidden="1" w:uiPriority="39" w:unhideWhenUsed="1"/>
-    <w:lsdException w:name="toc 6" w:semiHidden="1" w:uiPriority="39" w:unhideWhenUsed="1"/>
-    <w:lsdException w:name="toc 7" w:semiHidden="1" w:uiPriority="39" w:unhideWhenUsed="1"/>
-    <w:lsdException w:name="toc 8" w:semiHidden="1" w:uiPriority="39" w:unhideWhenUsed="1"/>
-    <w:lsdException w:name="toc 9" w:semiHidden="1" w:uiPriority="39" w:unhideWhenUsed="1"/>
+    <w:lsdException w:name="toc 1" w:uiPriority="39" w:semiHidden="1" w:unhideWhenUsed="1"/>
+    <w:lsdException w:name="toc 2" w:uiPriority="39" w:semiHidden="1" w:unhideWhenUsed="1"/>
+    <w:lsdException w:name="toc 3" w:uiPriority="39" w:semiHidden="1" w:unhideWhenUsed="1"/>
+    <w:lsdException w:name="toc 4" w:uiPriority="39" w:semiHidden="1" w:unhideWhenUsed="1"/>
+    <w:lsdException w:name="toc 5" w:uiPriority="39" w:semiHidden="1" w:unhideWhenUsed="1"/>
+    <w:lsdException w:name="toc 6" w:uiPriority="39" w:semiHidden="1" w:unhideWhenUsed="1"/>
+    <w:lsdException w:name="toc 7" w:uiPriority="39" w:semiHidden="1" w:unhideWhenUsed="1"/>
+    <w:lsdException w:name="toc 8" w:uiPriority="39" w:semiHidden="1" w:unhideWhenUsed="1"/>
+    <w:lsdException w:name="toc 9" w:uiPriority="39" w:semiHidden="1" w:unhideWhenUsed="1"/>
     <w:lsdException w:name="Normal Indent" w:semiHidden="1" w:unhideWhenUsed="1"/>
     <w:lsdException w:name="footnote text" w:semiHidden="1" w:unhideWhenUsed="1"/>
     <w:lsdException w:name="annotation text" w:semiHidden="1" w:unhideWhenUsed="1"/>
     <w:lsdException w:name="header" w:semiHidden="1" w:unhideWhenUsed="1"/>
     <w:lsdException w:name="footer" w:semiHidden="1" w:unhideWhenUsed="1"/>
     <w:lsdException w:name="index heading" w:semiHidden="1" w:unhideWhenUsed="1"/>
-    <w:lsdException w:name="caption" w:semiHidden="1" w:uiPriority="35" w:unhideWhenUsed="1" w:qFormat="1"/>
+    <w:lsdException w:name="caption" w:uiPriority="35" w:semiHidden="1" w:unhideWhenUsed="1" w:qFormat="1"/>
     <w:lsdException w:name="table of figures" w:semiHidden="1" w:unhideWhenUsed="1"/>
     <w:lsdException w:name="envelope address" w:semiHidden="1" w:unhideWhenUsed="1"/>
     <w:lsdException w:name="envelope return" w:semiHidden="1" w:unhideWhenUsed="1"/>
@@ -1863,7 +1906,7 @@
     <w:lsdException w:name="Title" w:uiPriority="10" w:qFormat="1"/>
     <w:lsdException w:name="Closing" w:semiHidden="1" w:unhideWhenUsed="1"/>
     <w:lsdException w:name="Signature" w:semiHidden="1" w:unhideWhenUsed="1"/>
-    <w:lsdException w:name="Default Paragraph Font" w:semiHidden="1" w:uiPriority="1" w:unhideWhenUsed="1"/>
+    <w:lsdException w:name="Default Paragraph Font" w:uiPriority="1" w:semiHidden="1" w:unhideWhenUsed="1"/>
     <w:lsdException w:name="Body Text" w:semiHidden="1" w:unhideWhenUsed="1"/>
     <w:lsdException w:name="Body Text Indent" w:semiHidden="1" w:unhideWhenUsed="1"/>
     <w:lsdException w:name="List Continue" w:semiHidden="1" w:unhideWhenUsed="1"/>
@@ -2063,8 +2106,8 @@
     <w:lsdException w:name="Subtle Reference" w:uiPriority="31" w:qFormat="1"/>
     <w:lsdException w:name="Intense Reference" w:uiPriority="32" w:qFormat="1"/>
     <w:lsdException w:name="Book Title" w:uiPriority="33" w:qFormat="1"/>
-    <w:lsdException w:name="Bibliography" w:semiHidden="1" w:uiPriority="37" w:unhideWhenUsed="1"/>
-    <w:lsdException w:name="TOC Heading" w:semiHidden="1" w:uiPriority="39" w:unhideWhenUsed="1" w:qFormat="1"/>
+    <w:lsdException w:name="Bibliography" w:uiPriority="37" w:semiHidden="1" w:unhideWhenUsed="1"/>
+    <w:lsdException w:name="TOC Heading" w:uiPriority="39" w:semiHidden="1" w:unhideWhenUsed="1" w:qFormat="1"/>
     <w:lsdException w:name="Plain Table 1" w:uiPriority="41"/>
     <w:lsdException w:name="Plain Table 2" w:uiPriority="42"/>
     <w:lsdException w:name="Plain Table 3" w:uiPriority="43"/>
@@ -2175,17 +2218,17 @@
     <w:lsdException w:name="Unresolved Mention" w:semiHidden="1" w:unhideWhenUsed="1"/>
     <w:lsdException w:name="Smart Link" w:semiHidden="1" w:unhideWhenUsed="1"/>
   </w:latentStyles>
-  <w:style w:type="paragraph" w:default="1" w:styleId="Normal">
+  <w:style w:type="paragraph" w:styleId="Normal" w:default="1">
     <w:name w:val="Normal"/>
     <w:qFormat/>
   </w:style>
-  <w:style w:type="character" w:default="1" w:styleId="Fuentedeprrafopredeter">
+  <w:style w:type="character" w:styleId="Fuentedeprrafopredeter" w:default="1">
     <w:name w:val="Default Paragraph Font"/>
     <w:uiPriority w:val="1"/>
     <w:semiHidden/>
     <w:unhideWhenUsed/>
   </w:style>
-  <w:style w:type="table" w:default="1" w:styleId="Tablanormal">
+  <w:style w:type="table" w:styleId="Tablanormal" w:default="1">
     <w:name w:val="Normal Table"/>
     <w:uiPriority w:val="99"/>
     <w:semiHidden/>
@@ -2200,7 +2243,7 @@
       </w:tblCellMar>
     </w:tblPr>
   </w:style>
-  <w:style w:type="numbering" w:default="1" w:styleId="Sinlista">
+  <w:style w:type="numbering" w:styleId="Sinlista" w:default="1">
     <w:name w:val="No List"/>
     <w:uiPriority w:val="99"/>
     <w:semiHidden/>
@@ -2220,7 +2263,7 @@
       </w:tabs>
     </w:pPr>
   </w:style>
-  <w:style w:type="character" w:customStyle="1" w:styleId="EncabezadoCar">
+  <w:style w:type="character" w:styleId="EncabezadoCar" w:customStyle="1">
     <w:name w:val="Encabezado Car"/>
     <w:basedOn w:val="Fuentedeprrafopredeter"/>
     <w:link w:val="Encabezado"/>
@@ -2241,7 +2284,7 @@
       </w:tabs>
     </w:pPr>
   </w:style>
-  <w:style w:type="character" w:customStyle="1" w:styleId="PiedepginaCar">
+  <w:style w:type="character" w:styleId="PiedepginaCar" w:customStyle="1">
     <w:name w:val="Pie de página Car"/>
     <w:basedOn w:val="Fuentedeprrafopredeter"/>
     <w:link w:val="Piedepgina"/>
@@ -2263,7 +2306,7 @@
 </file>
 
 <file path=word/theme/theme1.xml><?xml version="1.0" encoding="utf-8"?>
-<a:theme xmlns:a="http://schemas.openxmlformats.org/drawingml/2006/main" name="Tema de Office">
+<a:theme xmlns:a="http://schemas.openxmlformats.org/drawingml/2006/main" xmlns:thm15="http://schemas.microsoft.com/office/thememl/2012/main" name="Tema de Office">
   <a:themeElements>
     <a:clrScheme name="Office">
       <a:dk1>

--- a/app/static/docs/CONSENTIMIENTO INFORMADO TECNICAS SUELO PELVICO.docx
+++ b/app/static/docs/CONSENTIMIENTO INFORMADO TECNICAS SUELO PELVICO.docx
@@ -1,6 +1,6 @@
 
 <file path=word/document.xml><?xml version="1.0" encoding="utf-8"?>
-<w:document xmlns:wpc="http://schemas.microsoft.com/office/word/2010/wordprocessingCanvas" xmlns:cx="http://schemas.microsoft.com/office/drawing/2014/chartex" xmlns:cx1="http://schemas.microsoft.com/office/drawing/2015/9/8/chartex" xmlns:cx2="http://schemas.microsoft.com/office/drawing/2015/10/21/chartex" xmlns:cx3="http://schemas.microsoft.com/office/drawing/2016/5/9/chartex" xmlns:cx4="http://schemas.microsoft.com/office/drawing/2016/5/10/chartex" xmlns:cx5="http://schemas.microsoft.com/office/drawing/2016/5/11/chartex" xmlns:cx6="http://schemas.microsoft.com/office/drawing/2016/5/12/chartex" xmlns:cx7="http://schemas.microsoft.com/office/drawing/2016/5/13/chartex" xmlns:cx8="http://schemas.microsoft.com/office/drawing/2016/5/14/chartex" xmlns:mc="http://schemas.openxmlformats.org/markup-compatibility/2006" xmlns:aink="http://schemas.microsoft.com/office/drawing/2016/ink" xmlns:am3d="http://schemas.microsoft.com/office/drawing/2017/model3d" xmlns:o="urn:schemas-microsoft-com:office:office" xmlns:oel="http://schemas.microsoft.com/office/2019/extlst" xmlns:r="http://schemas.openxmlformats.org/officeDocument/2006/relationships" xmlns:m="http://schemas.openxmlformats.org/officeDocument/2006/math" xmlns:v="urn:schemas-microsoft-com:vml" xmlns:wp14="http://schemas.microsoft.com/office/word/2010/wordprocessingDrawing" xmlns:wp="http://schemas.openxmlformats.org/drawingml/2006/wordprocessingDrawing" xmlns:w10="urn:schemas-microsoft-com:office:word" xmlns:w="http://schemas.openxmlformats.org/wordprocessingml/2006/main" xmlns:w14="http://schemas.microsoft.com/office/word/2010/wordml" xmlns:w15="http://schemas.microsoft.com/office/word/2012/wordml" xmlns:w16cex="http://schemas.microsoft.com/office/word/2018/wordml/cex" xmlns:w16cid="http://schemas.microsoft.com/office/word/2016/wordml/cid" xmlns:w16="http://schemas.microsoft.com/office/word/2018/wordml" xmlns:w16du="http://schemas.microsoft.com/office/word/2023/wordml/word16du" xmlns:w16sdtdh="http://schemas.microsoft.com/office/word/2020/wordml/sdtdatahash" xmlns:w16sdtfl="http://schemas.microsoft.com/office/word/2024/wordml/sdtformatlock" xmlns:w16se="http://schemas.microsoft.com/office/word/2015/wordml/symex" xmlns:wpg="http://schemas.microsoft.com/office/word/2010/wordprocessingGroup" xmlns:wpi="http://schemas.microsoft.com/office/word/2010/wordprocessingInk" xmlns:wne="http://schemas.microsoft.com/office/word/2006/wordml" xmlns:wps="http://schemas.microsoft.com/office/word/2010/wordprocessingShape" xmlns:a="http://schemas.openxmlformats.org/drawingml/2006/main" xmlns:pic="http://schemas.openxmlformats.org/drawingml/2006/picture" xmlns:a14="http://schemas.microsoft.com/office/drawing/2010/main" mc:Ignorable="w14 w15 w16se w16cid w16 w16cex w16sdtdh w16sdtfl w16du wp14">
+<w:document xmlns:wpc="http://schemas.microsoft.com/office/word/2010/wordprocessingCanvas" xmlns:cx="http://schemas.microsoft.com/office/drawing/2014/chartex" xmlns:cx1="http://schemas.microsoft.com/office/drawing/2015/9/8/chartex" xmlns:cx2="http://schemas.microsoft.com/office/drawing/2015/10/21/chartex" xmlns:cx3="http://schemas.microsoft.com/office/drawing/2016/5/9/chartex" xmlns:cx4="http://schemas.microsoft.com/office/drawing/2016/5/10/chartex" xmlns:cx5="http://schemas.microsoft.com/office/drawing/2016/5/11/chartex" xmlns:cx6="http://schemas.microsoft.com/office/drawing/2016/5/12/chartex" xmlns:cx7="http://schemas.microsoft.com/office/drawing/2016/5/13/chartex" xmlns:cx8="http://schemas.microsoft.com/office/drawing/2016/5/14/chartex" xmlns:mc="http://schemas.openxmlformats.org/markup-compatibility/2006" xmlns:aink="http://schemas.microsoft.com/office/drawing/2016/ink" xmlns:am3d="http://schemas.microsoft.com/office/drawing/2017/model3d" xmlns:o="urn:schemas-microsoft-com:office:office" xmlns:oel="http://schemas.microsoft.com/office/2019/extlst" xmlns:r="http://schemas.openxmlformats.org/officeDocument/2006/relationships" xmlns:m="http://schemas.openxmlformats.org/officeDocument/2006/math" xmlns:v="urn:schemas-microsoft-com:vml" xmlns:wp14="http://schemas.microsoft.com/office/word/2010/wordprocessingDrawing" xmlns:wp="http://schemas.openxmlformats.org/drawingml/2006/wordprocessingDrawing" xmlns:w10="urn:schemas-microsoft-com:office:word" xmlns:w="http://schemas.openxmlformats.org/wordprocessingml/2006/main" xmlns:w14="http://schemas.microsoft.com/office/word/2010/wordml" xmlns:w15="http://schemas.microsoft.com/office/word/2012/wordml" xmlns:w16cex="http://schemas.microsoft.com/office/word/2018/wordml/cex" xmlns:w16cid="http://schemas.microsoft.com/office/word/2016/wordml/cid" xmlns:w16="http://schemas.microsoft.com/office/word/2018/wordml" xmlns:w16du="http://schemas.microsoft.com/office/word/2023/wordml/word16du" xmlns:w16sdtdh="http://schemas.microsoft.com/office/word/2020/wordml/sdtdatahash" xmlns:w16sdtfl="http://schemas.microsoft.com/office/word/2024/wordml/sdtformatlock" xmlns:w16se="http://schemas.microsoft.com/office/word/2015/wordml/symex" xmlns:wpg="http://schemas.microsoft.com/office/word/2010/wordprocessingGroup" xmlns:wpi="http://schemas.microsoft.com/office/word/2010/wordprocessingInk" xmlns:wne="http://schemas.microsoft.com/office/word/2006/wordml" xmlns:wps="http://schemas.microsoft.com/office/word/2010/wordprocessingShape" mc:Ignorable="w14 w15 w16se w16cid w16 w16cex w16sdtdh w16sdtfl w16du wp14">
   <w:body>
     <w:p>
       <w:pPr>
@@ -50,16 +50,11 @@
         <w:t>NOMBRE Y APELLIDOS:</w:t>
       </w:r>
       <w:r>
-        <w:t xml:space="preserve"> {{</w:t>
-      </w:r>
-      <w:proofErr w:type="spellStart"/>
-      <w:r>
-        <w:t>nombre_</w:t>
+        <w:t xml:space="preserve"> {{nombre_</w:t>
       </w:r>
       <w:r>
         <w:t>paciente</w:t>
       </w:r>
-      <w:proofErr w:type="spellEnd"/>
       <w:r>
         <w:t>}}</w:t>
       </w:r>
@@ -74,15 +69,7 @@
         <w:t>DNI:</w:t>
       </w:r>
       <w:r>
-        <w:t xml:space="preserve"> {{</w:t>
-      </w:r>
-      <w:proofErr w:type="spellStart"/>
-      <w:r>
-        <w:t>dni_paciente</w:t>
-      </w:r>
-      <w:proofErr w:type="spellEnd"/>
-      <w:r>
-        <w:t>}}</w:t>
+        <w:t xml:space="preserve"> {{dni_paciente}}</w:t>
       </w:r>
     </w:p>
     <w:p>
@@ -180,16 +167,11 @@
       <w:r>
         <w:t>La fisioterapia perineal es una disciplina terapéutica que permite evaluar y tratar disfunciones del suelo pélvico (</w:t>
       </w:r>
-      <w:proofErr w:type="gramStart"/>
       <w:r>
         <w:t>incontinencia</w:t>
       </w:r>
       <w:r>
-        <w:t xml:space="preserve"> urinario</w:t>
-      </w:r>
-      <w:proofErr w:type="gramEnd"/>
-      <w:r>
-        <w:t xml:space="preserve"> y/o anal, dolor perineal, prolapsos, etc.) y otras de la esfera sexual (dispareunia, vaginismo, etc.) y que especialmente acompañan a la mujer en el post parto, la menopausia y al hombre después de la cirugía de próstata. </w:t>
+        <w:t xml:space="preserve"> urinario y/o anal, dolor perineal, prolapsos, etc.) y otras de la esfera sexual (dispareunia, vaginismo, etc.) y que especialmente acompañan a la mujer en el post parto, la menopausia y al hombre después de la cirugía de próstata. </w:t>
       </w:r>
     </w:p>
     <w:p>
@@ -253,11 +235,9 @@
       <w:r>
         <w:t>la mayoría de las técnicas empleadas en fisioterapia perineal no presentan efectos adversos. La electroterapia/</w:t>
       </w:r>
-      <w:proofErr w:type="gramStart"/>
       <w:r>
         <w:t>electro estimulación</w:t>
       </w:r>
-      <w:proofErr w:type="gramEnd"/>
       <w:r>
         <w:t xml:space="preserve"> puede provocar una sensación de cosquilleo u hormigueo que normalmente es bien tolerado por los pacientes. Ocasionalmente </w:t>
       </w:r>
@@ -312,15 +292,7 @@
         </w:tabs>
       </w:pPr>
       <w:r>
-        <w:t xml:space="preserve">Este documento (CI) </w:t>
-      </w:r>
-      <w:proofErr w:type="gramStart"/>
-      <w:r>
-        <w:t>esta recomendado</w:t>
-      </w:r>
-      <w:proofErr w:type="gramEnd"/>
-      <w:r>
-        <w:t xml:space="preserve"> pro la SEFIP. FISIOTERAPIA PERINEAL CONSENTIMIENTO INFORMADO.  Sociedad Española de Fisioterapia en Pelviperineologia. </w:t>
+        <w:t xml:space="preserve">Este documento (CI) esta recomendado pro la SEFIP. FISIOTERAPIA PERINEAL CONSENTIMIENTO INFORMADO.  Sociedad Española de Fisioterapia en Pelviperineologia. </w:t>
       </w:r>
     </w:p>
     <w:p>
@@ -415,7 +387,6 @@
         </w:rPr>
         <w:t>{{</w:t>
       </w:r>
-      <w:proofErr w:type="spellStart"/>
       <w:r>
         <w:rPr>
           <w:rFonts w:cstheme="minorHAnsi"/>
@@ -423,7 +394,6 @@
         </w:rPr>
         <w:t>nombre_paciente</w:t>
       </w:r>
-      <w:proofErr w:type="spellEnd"/>
       <w:r>
         <w:rPr>
           <w:rFonts w:cstheme="minorHAnsi"/>
@@ -445,7 +415,6 @@
         </w:rPr>
         <w:t xml:space="preserve"> {{</w:t>
       </w:r>
-      <w:proofErr w:type="spellStart"/>
       <w:r>
         <w:rPr>
           <w:rFonts w:cstheme="minorHAnsi"/>
@@ -453,7 +422,6 @@
         </w:rPr>
         <w:t>dni_paciente</w:t>
       </w:r>
-      <w:proofErr w:type="spellEnd"/>
       <w:r>
         <w:rPr>
           <w:rFonts w:cstheme="minorHAnsi"/>
@@ -610,16 +578,306 @@
         <w:rPr>
           <w:rFonts w:cstheme="minorHAnsi"/>
         </w:rPr>
+        <w:t>{{dia_firma}}</w:t>
+      </w:r>
+      <w:r>
+        <w:rPr>
+          <w:rFonts w:cstheme="minorHAnsi"/>
+        </w:rPr>
+        <w:t xml:space="preserve"> de</w:t>
+      </w:r>
+      <w:r>
+        <w:rPr>
+          <w:rFonts w:cstheme="minorHAnsi"/>
+        </w:rPr>
+        <w:t xml:space="preserve"> {{mes_firma}}</w:t>
+      </w:r>
+      <w:r>
+        <w:rPr>
+          <w:rFonts w:cstheme="minorHAnsi"/>
+        </w:rPr>
+        <w:t xml:space="preserve"> de </w:t>
+      </w:r>
+      <w:r>
+        <w:rPr>
+          <w:rFonts w:cstheme="minorHAnsi"/>
+        </w:rPr>
+        <w:t>{{ano_firma}}</w:t>
+      </w:r>
+    </w:p>
+    <w:p>
+      <w:pPr>
+        <w:rPr>
+          <w:rFonts w:cstheme="minorHAnsi"/>
+        </w:rPr>
+      </w:pPr>
+    </w:p>
+    <w:p>
+      <w:pPr>
+        <w:rPr>
+          <w:rFonts w:cstheme="minorHAnsi"/>
+        </w:rPr>
+      </w:pPr>
+    </w:p>
+    <w:p>
+      <w:pPr>
+        <w:rPr>
+          <w:rFonts w:cstheme="minorHAnsi"/>
+        </w:rPr>
+      </w:pPr>
+    </w:p>
+    <w:p>
+      <w:pPr>
+        <w:rPr>
+          <w:rFonts w:cstheme="minorHAnsi"/>
+        </w:rPr>
+      </w:pPr>
+    </w:p>
+    <w:p>
+      <w:pPr>
+        <w:rPr>
+          <w:rFonts w:cstheme="minorHAnsi"/>
+        </w:rPr>
+      </w:pPr>
+    </w:p>
+    <w:p>
+      <w:pPr>
+        <w:rPr>
+          <w:rFonts w:cstheme="minorHAnsi"/>
+          <w:b/>
+        </w:rPr>
+      </w:pPr>
+      <w:r>
+        <w:rPr>
+          <w:rFonts w:cstheme="minorHAnsi"/>
+          <w:b/>
+        </w:rPr>
+        <w:t xml:space="preserve">Fisioterapeuta: D/Dña.: </w:t>
+      </w:r>
+      <w:r>
+        <w:rPr>
+          <w:rFonts w:cstheme="minorHAnsi"/>
+          <w:b/>
+        </w:rPr>
+        <w:t xml:space="preserve">MARÍA EUGENIA ROMERO CASTILLA </w:t>
+      </w:r>
+      <w:r>
+        <w:rPr>
+          <w:rFonts w:cstheme="minorHAnsi"/>
+          <w:b/>
+        </w:rPr>
+        <w:t>con DNI</w:t>
+      </w:r>
+      <w:r>
+        <w:rPr>
+          <w:rFonts w:cstheme="minorHAnsi"/>
+          <w:b/>
+        </w:rPr>
+        <w:t xml:space="preserve"> 44241271N</w:t>
+      </w:r>
+    </w:p>
+    <w:p>
+      <w:pPr>
+        <w:rPr>
+          <w:rFonts w:cstheme="minorHAnsi"/>
+        </w:rPr>
+      </w:pPr>
+      <w:r>
+        <w:rPr>
+          <w:rFonts w:cstheme="minorHAnsi"/>
+        </w:rPr>
+        <w:t xml:space="preserve">Fisioterapeuta de la Unidad de Fisioterapia de </w:t>
+      </w:r>
+      <w:r>
+        <w:rPr>
+          <w:rFonts w:cstheme="minorHAnsi"/>
+        </w:rPr>
+        <w:t>CENTRO DE FISIOTERAPIA Y OSTEOPATÍA: SANTÉ</w:t>
+      </w:r>
+      <w:r>
+        <w:rPr>
+          <w:rFonts w:cstheme="minorHAnsi"/>
+        </w:rPr>
+        <w:t>, declaro haber facilitado al paciente y/o persona autorizada toda la</w:t>
+      </w:r>
+      <w:r>
+        <w:rPr>
+          <w:rFonts w:cstheme="minorHAnsi"/>
+        </w:rPr>
+        <w:t xml:space="preserve"> </w:t>
+      </w:r>
+      <w:r>
+        <w:rPr>
+          <w:rFonts w:cstheme="minorHAnsi"/>
+        </w:rPr>
+        <w:t>información necesaria para la realización de los tratamientos expuestos en el presente documento y declaro haber confirmado, inmediatamente antes de la aplicación de la técnica, que el paciente no incurre en ninguno de los casos de contraindicación señalados anteriormente, así como haber tomado todas las precauciones necesarias para que la aplicación de los tratamientos sea la correcta.</w:t>
+      </w:r>
+    </w:p>
+    <w:p>
+      <w:pPr>
+        <w:ind w:left="878" w:firstLine="538"/>
+        <w:rPr>
+          <w:rFonts w:cstheme="minorHAnsi"/>
+        </w:rPr>
+      </w:pPr>
+      <w:r>
+        <w:rPr>
+          <w:rFonts w:cstheme="minorHAnsi"/>
+        </w:rPr>
+        <w:t>En</w:t>
+      </w:r>
+      <w:r>
+        <w:rPr>
+          <w:rFonts w:cstheme="minorHAnsi"/>
+        </w:rPr>
+        <w:t xml:space="preserve"> Valverde del Camino</w:t>
+      </w:r>
+      <w:r>
+        <w:rPr>
+          <w:rFonts w:cstheme="minorHAnsi"/>
+        </w:rPr>
+        <w:t xml:space="preserve">, a </w:t>
+      </w:r>
+      <w:r>
+        <w:rPr>
+          <w:rFonts w:cstheme="minorHAnsi"/>
+        </w:rPr>
+        <w:t>{{dia_firma}}</w:t>
+      </w:r>
+      <w:r>
+        <w:rPr>
+          <w:rFonts w:cstheme="minorHAnsi"/>
+        </w:rPr>
+        <w:t xml:space="preserve"> de</w:t>
+      </w:r>
+      <w:r>
+        <w:rPr>
+          <w:rFonts w:cstheme="minorHAnsi"/>
+        </w:rPr>
+        <w:t xml:space="preserve"> {{mes_firma}}</w:t>
+      </w:r>
+      <w:r>
+        <w:rPr>
+          <w:rFonts w:cstheme="minorHAnsi"/>
+        </w:rPr>
+        <w:t xml:space="preserve"> de </w:t>
+      </w:r>
+      <w:r>
+        <w:rPr>
+          <w:rFonts w:cstheme="minorHAnsi"/>
+        </w:rPr>
+        <w:t>{{ano_firma}}</w:t>
+      </w:r>
+    </w:p>
+    <w:p>
+      <w:pPr>
+        <w:ind w:left="170"/>
+        <w:rPr>
+          <w:rFonts w:cstheme="minorHAnsi"/>
+        </w:rPr>
+      </w:pPr>
+    </w:p>
+    <w:p>
+      <w:pPr>
+        <w:ind w:left="170"/>
+        <w:rPr>
+          <w:rFonts w:cstheme="minorHAnsi"/>
+        </w:rPr>
+      </w:pPr>
+    </w:p>
+    <w:p>
+      <w:pPr>
+        <w:ind w:left="170"/>
+        <w:rPr>
+          <w:rFonts w:cstheme="minorHAnsi"/>
+        </w:rPr>
+      </w:pPr>
+    </w:p>
+    <w:p>
+      <w:pPr>
+        <w:ind w:left="170"/>
+        <w:rPr>
+          <w:rFonts w:cstheme="minorHAnsi"/>
+        </w:rPr>
+      </w:pPr>
+    </w:p>
+    <w:p>
+      <w:pPr>
+        <w:ind w:left="170"/>
+        <w:rPr>
+          <w:rFonts w:cstheme="minorHAnsi"/>
+        </w:rPr>
+      </w:pPr>
+    </w:p>
+    <w:p>
+      <w:pPr>
+        <w:ind w:left="170"/>
+        <w:rPr>
+          <w:rFonts w:cstheme="minorHAnsi"/>
+        </w:rPr>
+      </w:pPr>
+    </w:p>
+    <w:p>
+      <w:pPr>
+        <w:ind w:left="170"/>
+        <w:rPr>
+          <w:rFonts w:cstheme="minorHAnsi"/>
+        </w:rPr>
+      </w:pPr>
+    </w:p>
+    <w:p>
+      <w:pPr>
+        <w:ind w:left="170"/>
+        <w:rPr>
+          <w:rFonts w:cstheme="minorHAnsi"/>
+        </w:rPr>
+      </w:pPr>
+    </w:p>
+    <w:p>
+      <w:pPr>
+        <w:rPr>
+          <w:rFonts w:cstheme="minorHAnsi"/>
+          <w:b/>
+        </w:rPr>
+      </w:pPr>
+      <w:r>
+        <w:rPr>
+          <w:rFonts w:cstheme="minorHAnsi"/>
+          <w:b/>
+        </w:rPr>
+        <w:t>Autorización de familiar o tutor</w:t>
+      </w:r>
+    </w:p>
+    <w:p>
+      <w:pPr>
+        <w:rPr>
+          <w:rFonts w:cstheme="minorHAnsi"/>
+        </w:rPr>
+      </w:pPr>
+      <w:r>
+        <w:rPr>
+          <w:rFonts w:cstheme="minorHAnsi"/>
+        </w:rPr>
+        <w:t xml:space="preserve">Ante la imposibilidad de D/Dña. </w:t>
+      </w:r>
+      <w:r>
+        <w:rPr>
+          <w:rFonts w:cstheme="minorHAnsi"/>
+        </w:rPr>
         <w:t>{{</w:t>
       </w:r>
-      <w:proofErr w:type="spellStart"/>
-      <w:r>
-        <w:rPr>
-          <w:rFonts w:cstheme="minorHAnsi"/>
-        </w:rPr>
-        <w:t>dia_firma</w:t>
-      </w:r>
-      <w:proofErr w:type="spellEnd"/>
+      <w:r>
+        <w:rPr>
+          <w:rFonts w:cstheme="minorHAnsi"/>
+        </w:rPr>
+        <w:t>nombre_paciente</w:t>
+      </w:r>
+      <w:r>
+        <w:rPr>
+          <w:rFonts w:cstheme="minorHAnsi"/>
+        </w:rPr>
+        <w:t>_rep</w:t>
+      </w:r>
       <w:r>
         <w:rPr>
           <w:rFonts w:cstheme="minorHAnsi"/>
@@ -630,22 +888,20 @@
         <w:rPr>
           <w:rFonts w:cstheme="minorHAnsi"/>
         </w:rPr>
-        <w:t xml:space="preserve"> de</w:t>
-      </w:r>
-      <w:r>
-        <w:rPr>
-          <w:rFonts w:cstheme="minorHAnsi"/>
-        </w:rPr>
-        <w:t xml:space="preserve"> {{</w:t>
-      </w:r>
-      <w:proofErr w:type="spellStart"/>
-      <w:r>
-        <w:rPr>
-          <w:rFonts w:cstheme="minorHAnsi"/>
-        </w:rPr>
-        <w:t>mes_firma</w:t>
-      </w:r>
-      <w:proofErr w:type="spellEnd"/>
+        <w:t xml:space="preserve"> con DNI</w:t>
+      </w:r>
+      <w:r>
+        <w:rPr>
+          <w:rFonts w:cstheme="minorHAnsi"/>
+        </w:rPr>
+        <w:t xml:space="preserve"> {{dni_paciente</w:t>
+      </w:r>
+      <w:r>
+        <w:rPr>
+          <w:rFonts w:cstheme="minorHAnsi"/>
+        </w:rPr>
+        <w:t>_rep</w:t>
+      </w:r>
       <w:r>
         <w:rPr>
           <w:rFonts w:cstheme="minorHAnsi"/>
@@ -656,448 +912,38 @@
         <w:rPr>
           <w:rFonts w:cstheme="minorHAnsi"/>
         </w:rPr>
-        <w:t xml:space="preserve"> de </w:t>
-      </w:r>
-      <w:r>
-        <w:rPr>
-          <w:rFonts w:cstheme="minorHAnsi"/>
-        </w:rPr>
-        <w:t>{{</w:t>
-      </w:r>
-      <w:proofErr w:type="spellStart"/>
-      <w:r>
-        <w:rPr>
-          <w:rFonts w:cstheme="minorHAnsi"/>
-        </w:rPr>
-        <w:t>ano_firma</w:t>
-      </w:r>
-      <w:proofErr w:type="spellEnd"/>
-      <w:r>
-        <w:rPr>
-          <w:rFonts w:cstheme="minorHAnsi"/>
-        </w:rPr>
-        <w:t>}}</w:t>
-      </w:r>
-    </w:p>
-    <w:p>
-      <w:pPr>
-        <w:rPr>
-          <w:rFonts w:cstheme="minorHAnsi"/>
-        </w:rPr>
-      </w:pPr>
-    </w:p>
-    <w:p>
-      <w:pPr>
-        <w:rPr>
-          <w:rFonts w:cstheme="minorHAnsi"/>
-        </w:rPr>
-      </w:pPr>
-    </w:p>
-    <w:p>
-      <w:pPr>
-        <w:rPr>
-          <w:rFonts w:cstheme="minorHAnsi"/>
-        </w:rPr>
-      </w:pPr>
-    </w:p>
-    <w:p>
-      <w:pPr>
-        <w:rPr>
-          <w:rFonts w:cstheme="minorHAnsi"/>
-        </w:rPr>
-      </w:pPr>
-    </w:p>
-    <w:p>
-      <w:pPr>
-        <w:rPr>
-          <w:rFonts w:cstheme="minorHAnsi"/>
-        </w:rPr>
-      </w:pPr>
-    </w:p>
-    <w:p>
-      <w:pPr>
-        <w:rPr>
-          <w:rFonts w:cstheme="minorHAnsi"/>
-          <w:b/>
-        </w:rPr>
-      </w:pPr>
-      <w:r>
-        <w:rPr>
-          <w:rFonts w:cstheme="minorHAnsi"/>
-          <w:b/>
-        </w:rPr>
-        <w:t xml:space="preserve">Fisioterapeuta: D/Dña.: </w:t>
-      </w:r>
-      <w:r>
-        <w:rPr>
-          <w:rFonts w:cstheme="minorHAnsi"/>
-          <w:b/>
-        </w:rPr>
-        <w:t xml:space="preserve">MARÍA EUGENIA ROMERO CASTILLA </w:t>
-      </w:r>
-      <w:r>
-        <w:rPr>
-          <w:rFonts w:cstheme="minorHAnsi"/>
-          <w:b/>
+        <w:t xml:space="preserve"> de prestar autorización para los tratamientos expuestos en el presente documento de forma libre, voluntaria y consciente:</w:t>
+      </w:r>
+    </w:p>
+    <w:p>
+      <w:pPr>
+        <w:rPr>
+          <w:rFonts w:cstheme="minorHAnsi"/>
+        </w:rPr>
+      </w:pPr>
+      <w:r>
+        <w:rPr>
+          <w:rFonts w:cstheme="minorHAnsi"/>
+        </w:rPr>
+        <w:t xml:space="preserve">D/Dña. </w:t>
+      </w:r>
+      <w:r>
+        <w:rPr>
+          <w:rFonts w:cstheme="minorHAnsi"/>
+        </w:rPr>
+        <w:t xml:space="preserve">{{nombre_tutor}} </w:t>
+      </w:r>
+      <w:r>
+        <w:rPr>
+          <w:rFonts w:cstheme="minorHAnsi"/>
         </w:rPr>
         <w:t>con DNI</w:t>
       </w:r>
       <w:r>
         <w:rPr>
           <w:rFonts w:cstheme="minorHAnsi"/>
-          <w:b/>
-        </w:rPr>
-        <w:t xml:space="preserve"> 44241271N</w:t>
-      </w:r>
-    </w:p>
-    <w:p>
-      <w:pPr>
-        <w:rPr>
-          <w:rFonts w:cstheme="minorHAnsi"/>
-        </w:rPr>
-      </w:pPr>
-      <w:r>
-        <w:rPr>
-          <w:rFonts w:cstheme="minorHAnsi"/>
-        </w:rPr>
-        <w:t xml:space="preserve">Fisioterapeuta de la Unidad de Fisioterapia de </w:t>
-      </w:r>
-      <w:r>
-        <w:rPr>
-          <w:rFonts w:cstheme="minorHAnsi"/>
-        </w:rPr>
-        <w:t>CENTRO DE FISIOTERAPIA Y OSTEOPATÍA: SANTÉ</w:t>
-      </w:r>
-      <w:r>
-        <w:rPr>
-          <w:rFonts w:cstheme="minorHAnsi"/>
-        </w:rPr>
-        <w:t>, declaro haber facilitado al paciente y/o persona autorizada toda la</w:t>
-      </w:r>
-      <w:r>
-        <w:rPr>
-          <w:rFonts w:cstheme="minorHAnsi"/>
-        </w:rPr>
-        <w:t xml:space="preserve"> </w:t>
-      </w:r>
-      <w:r>
-        <w:rPr>
-          <w:rFonts w:cstheme="minorHAnsi"/>
-        </w:rPr>
-        <w:t>información necesaria para la realización de los tratamientos expuestos en el presente documento y declaro haber confirmado, inmediatamente antes de la aplicación de la técnica, que el paciente no incurre en ninguno de los casos de contraindicación señalados anteriormente, así como haber tomado todas las precauciones necesarias para que la aplicación de los tratamientos sea la correcta.</w:t>
-      </w:r>
-    </w:p>
-    <w:p>
-      <w:pPr>
-        <w:ind w:left="878" w:firstLine="538"/>
-        <w:rPr>
-          <w:rFonts w:cstheme="minorHAnsi"/>
-        </w:rPr>
-      </w:pPr>
-      <w:r>
-        <w:rPr>
-          <w:rFonts w:cstheme="minorHAnsi"/>
-        </w:rPr>
-        <w:t>En</w:t>
-      </w:r>
-      <w:r>
-        <w:rPr>
-          <w:rFonts w:cstheme="minorHAnsi"/>
-        </w:rPr>
-        <w:t xml:space="preserve"> Valverde del Camino</w:t>
-      </w:r>
-      <w:r>
-        <w:rPr>
-          <w:rFonts w:cstheme="minorHAnsi"/>
-        </w:rPr>
-        <w:t xml:space="preserve">, a </w:t>
-      </w:r>
-      <w:r>
-        <w:rPr>
-          <w:rFonts w:cstheme="minorHAnsi"/>
-        </w:rPr>
-        <w:t>{{</w:t>
-      </w:r>
-      <w:proofErr w:type="spellStart"/>
-      <w:r>
-        <w:rPr>
-          <w:rFonts w:cstheme="minorHAnsi"/>
-        </w:rPr>
-        <w:t>dia_firma</w:t>
-      </w:r>
-      <w:proofErr w:type="spellEnd"/>
-      <w:r>
-        <w:rPr>
-          <w:rFonts w:cstheme="minorHAnsi"/>
-        </w:rPr>
-        <w:t>}}</w:t>
-      </w:r>
-      <w:r>
-        <w:rPr>
-          <w:rFonts w:cstheme="minorHAnsi"/>
-        </w:rPr>
-        <w:t xml:space="preserve"> de</w:t>
-      </w:r>
-      <w:r>
-        <w:rPr>
-          <w:rFonts w:cstheme="minorHAnsi"/>
-        </w:rPr>
-        <w:t xml:space="preserve"> {{</w:t>
-      </w:r>
-      <w:proofErr w:type="spellStart"/>
-      <w:r>
-        <w:rPr>
-          <w:rFonts w:cstheme="minorHAnsi"/>
-        </w:rPr>
-        <w:t>mes_firma</w:t>
-      </w:r>
-      <w:proofErr w:type="spellEnd"/>
-      <w:r>
-        <w:rPr>
-          <w:rFonts w:cstheme="minorHAnsi"/>
-        </w:rPr>
-        <w:t>}}</w:t>
-      </w:r>
-      <w:r>
-        <w:rPr>
-          <w:rFonts w:cstheme="minorHAnsi"/>
-        </w:rPr>
-        <w:t xml:space="preserve"> de </w:t>
-      </w:r>
-      <w:r>
-        <w:rPr>
-          <w:rFonts w:cstheme="minorHAnsi"/>
-        </w:rPr>
-        <w:t>{{</w:t>
-      </w:r>
-      <w:proofErr w:type="spellStart"/>
-      <w:r>
-        <w:rPr>
-          <w:rFonts w:cstheme="minorHAnsi"/>
-        </w:rPr>
-        <w:t>ano_firma</w:t>
-      </w:r>
-      <w:proofErr w:type="spellEnd"/>
-      <w:r>
-        <w:rPr>
-          <w:rFonts w:cstheme="minorHAnsi"/>
-        </w:rPr>
-        <w:t>}}</w:t>
-      </w:r>
-    </w:p>
-    <w:p>
-      <w:pPr>
-        <w:ind w:left="170"/>
-        <w:rPr>
-          <w:rFonts w:cstheme="minorHAnsi"/>
-        </w:rPr>
-      </w:pPr>
-    </w:p>
-    <w:p>
-      <w:pPr>
-        <w:ind w:left="170"/>
-        <w:rPr>
-          <w:rFonts w:cstheme="minorHAnsi"/>
-        </w:rPr>
-      </w:pPr>
-    </w:p>
-    <w:p>
-      <w:pPr>
-        <w:ind w:left="170"/>
-        <w:rPr>
-          <w:rFonts w:cstheme="minorHAnsi"/>
-        </w:rPr>
-      </w:pPr>
-    </w:p>
-    <w:p>
-      <w:pPr>
-        <w:ind w:left="170"/>
-        <w:rPr>
-          <w:rFonts w:cstheme="minorHAnsi"/>
-        </w:rPr>
-      </w:pPr>
-    </w:p>
-    <w:p>
-      <w:pPr>
-        <w:ind w:left="170"/>
-        <w:rPr>
-          <w:rFonts w:cstheme="minorHAnsi"/>
-        </w:rPr>
-      </w:pPr>
-    </w:p>
-    <w:p>
-      <w:pPr>
-        <w:ind w:left="170"/>
-        <w:rPr>
-          <w:rFonts w:cstheme="minorHAnsi"/>
-        </w:rPr>
-      </w:pPr>
-    </w:p>
-    <w:p>
-      <w:pPr>
-        <w:ind w:left="170"/>
-        <w:rPr>
-          <w:rFonts w:cstheme="minorHAnsi"/>
-        </w:rPr>
-      </w:pPr>
-    </w:p>
-    <w:p>
-      <w:pPr>
-        <w:ind w:left="170"/>
-        <w:rPr>
-          <w:rFonts w:cstheme="minorHAnsi"/>
-        </w:rPr>
-      </w:pPr>
-    </w:p>
-    <w:p>
-      <w:pPr>
-        <w:rPr>
-          <w:rFonts w:cstheme="minorHAnsi"/>
-          <w:b/>
-        </w:rPr>
-      </w:pPr>
-      <w:r>
-        <w:rPr>
-          <w:rFonts w:cstheme="minorHAnsi"/>
-          <w:b/>
-        </w:rPr>
-        <w:t>Autorización de familiar o tutor</w:t>
-      </w:r>
-    </w:p>
-    <w:p>
-      <w:pPr>
-        <w:rPr>
-          <w:rFonts w:cstheme="minorHAnsi"/>
-        </w:rPr>
-      </w:pPr>
-      <w:r>
-        <w:rPr>
-          <w:rFonts w:cstheme="minorHAnsi"/>
-        </w:rPr>
-        <w:t xml:space="preserve">Ante la imposibilidad de D/Dña. </w:t>
-      </w:r>
-      <w:r>
-        <w:rPr>
-          <w:rFonts w:cstheme="minorHAnsi"/>
-        </w:rPr>
-        <w:t>{{</w:t>
-      </w:r>
-      <w:proofErr w:type="spellStart"/>
-      <w:r>
-        <w:rPr>
-          <w:rFonts w:cstheme="minorHAnsi"/>
-        </w:rPr>
-        <w:t>nombre_paciente</w:t>
-      </w:r>
-      <w:r>
-        <w:rPr>
-          <w:rFonts w:cstheme="minorHAnsi"/>
-        </w:rPr>
-        <w:t>_rep</w:t>
-      </w:r>
-      <w:proofErr w:type="spellEnd"/>
-      <w:r>
-        <w:rPr>
-          <w:rFonts w:cstheme="minorHAnsi"/>
-        </w:rPr>
-        <w:t>}}</w:t>
-      </w:r>
-      <w:r>
-        <w:rPr>
-          <w:rFonts w:cstheme="minorHAnsi"/>
-        </w:rPr>
-        <w:t xml:space="preserve"> con DNI</w:t>
-      </w:r>
-      <w:r>
-        <w:rPr>
-          <w:rFonts w:cstheme="minorHAnsi"/>
-        </w:rPr>
-        <w:t xml:space="preserve"> {{</w:t>
-      </w:r>
-      <w:proofErr w:type="spellStart"/>
-      <w:r>
-        <w:rPr>
-          <w:rFonts w:cstheme="minorHAnsi"/>
-        </w:rPr>
-        <w:t>dni_paciente</w:t>
-      </w:r>
-      <w:r>
-        <w:rPr>
-          <w:rFonts w:cstheme="minorHAnsi"/>
-        </w:rPr>
-        <w:t>_rep</w:t>
-      </w:r>
-      <w:proofErr w:type="spellEnd"/>
-      <w:r>
-        <w:rPr>
-          <w:rFonts w:cstheme="minorHAnsi"/>
-        </w:rPr>
-        <w:t>}}</w:t>
-      </w:r>
-      <w:r>
-        <w:rPr>
-          <w:rFonts w:cstheme="minorHAnsi"/>
-        </w:rPr>
-        <w:t xml:space="preserve"> de prestar autorización para los tratamientos expuestos en el presente documento de forma libre, voluntaria y consciente:</w:t>
-      </w:r>
-    </w:p>
-    <w:p>
-      <w:pPr>
-        <w:rPr>
-          <w:rFonts w:cstheme="minorHAnsi"/>
-        </w:rPr>
-      </w:pPr>
-      <w:r>
-        <w:rPr>
-          <w:rFonts w:cstheme="minorHAnsi"/>
-        </w:rPr>
-        <w:t xml:space="preserve">D/Dña. </w:t>
-      </w:r>
-      <w:r>
-        <w:rPr>
-          <w:rFonts w:cstheme="minorHAnsi"/>
-        </w:rPr>
-        <w:t>{{</w:t>
-      </w:r>
-      <w:proofErr w:type="spellStart"/>
-      <w:r>
-        <w:rPr>
-          <w:rFonts w:cstheme="minorHAnsi"/>
-        </w:rPr>
-        <w:t>nombre_tutor</w:t>
-      </w:r>
-      <w:proofErr w:type="spellEnd"/>
-      <w:r>
-        <w:rPr>
-          <w:rFonts w:cstheme="minorHAnsi"/>
-        </w:rPr>
-        <w:t xml:space="preserve">}} </w:t>
-      </w:r>
-      <w:r>
-        <w:rPr>
-          <w:rFonts w:cstheme="minorHAnsi"/>
-        </w:rPr>
-        <w:t>con DNI</w:t>
-      </w:r>
-      <w:r>
-        <w:rPr>
-          <w:rFonts w:cstheme="minorHAnsi"/>
-        </w:rPr>
-        <w:t xml:space="preserve"> {{</w:t>
-      </w:r>
-      <w:proofErr w:type="spellStart"/>
-      <w:r>
-        <w:rPr>
-          <w:rFonts w:cstheme="minorHAnsi"/>
-        </w:rPr>
-        <w:t>dni_tutor</w:t>
-      </w:r>
-      <w:proofErr w:type="spellEnd"/>
-      <w:r>
-        <w:rPr>
-          <w:rFonts w:cstheme="minorHAnsi"/>
-        </w:rPr>
-        <w:t>}}</w:t>
+        </w:rPr>
+        <w:t xml:space="preserve"> {{dni_tutor}}</w:t>
       </w:r>
     </w:p>
     <w:p>
@@ -1116,14 +962,7 @@
         <w:rPr>
           <w:rFonts w:cstheme="minorHAnsi"/>
         </w:rPr>
-        <w:t>{{</w:t>
-      </w:r>
-      <w:proofErr w:type="spellStart"/>
-      <w:r>
-        <w:rPr>
-          <w:rFonts w:cstheme="minorHAnsi"/>
-        </w:rPr>
-        <w:t>relaci</w:t>
+        <w:t>{{relaci</w:t>
       </w:r>
       <w:r>
         <w:rPr>
@@ -1143,7 +982,6 @@
         </w:rPr>
         <w:t>tutor</w:t>
       </w:r>
-      <w:proofErr w:type="spellEnd"/>
       <w:r>
         <w:rPr>
           <w:rFonts w:cstheme="minorHAnsi"/>
@@ -1255,21 +1093,7 @@
         <w:rPr>
           <w:rFonts w:cstheme="minorHAnsi"/>
         </w:rPr>
-        <w:t>{{</w:t>
-      </w:r>
-      <w:proofErr w:type="spellStart"/>
-      <w:r>
-        <w:rPr>
-          <w:rFonts w:cstheme="minorHAnsi"/>
-        </w:rPr>
-        <w:t>dia_firma_rep</w:t>
-      </w:r>
-      <w:proofErr w:type="spellEnd"/>
-      <w:r>
-        <w:rPr>
-          <w:rFonts w:cstheme="minorHAnsi"/>
-        </w:rPr>
-        <w:t>}}</w:t>
+        <w:t>{{dia_firma_rep}}</w:t>
       </w:r>
       <w:r>
         <w:rPr>
@@ -1281,21 +1105,7 @@
         <w:rPr>
           <w:rFonts w:cstheme="minorHAnsi"/>
         </w:rPr>
-        <w:t xml:space="preserve"> {{</w:t>
-      </w:r>
-      <w:proofErr w:type="spellStart"/>
-      <w:r>
-        <w:rPr>
-          <w:rFonts w:cstheme="minorHAnsi"/>
-        </w:rPr>
-        <w:t>mes_firma_rep</w:t>
-      </w:r>
-      <w:proofErr w:type="spellEnd"/>
-      <w:r>
-        <w:rPr>
-          <w:rFonts w:cstheme="minorHAnsi"/>
-        </w:rPr>
-        <w:t>}}</w:t>
+        <w:t xml:space="preserve"> {{mes_firma_rep}}</w:t>
       </w:r>
       <w:r>
         <w:rPr>
@@ -1307,21 +1117,7 @@
         <w:rPr>
           <w:rFonts w:cstheme="minorHAnsi"/>
         </w:rPr>
-        <w:t>{{</w:t>
-      </w:r>
-      <w:proofErr w:type="spellStart"/>
-      <w:r>
-        <w:rPr>
-          <w:rFonts w:cstheme="minorHAnsi"/>
-        </w:rPr>
-        <w:t>ano_firma_rep</w:t>
-      </w:r>
-      <w:proofErr w:type="spellEnd"/>
-      <w:r>
-        <w:rPr>
-          <w:rFonts w:cstheme="minorHAnsi"/>
-        </w:rPr>
-        <w:t>}}</w:t>
+        <w:t>{{ano_firma_rep}}</w:t>
       </w:r>
     </w:p>
     <w:p>
@@ -1364,31 +1160,17 @@
     </w:p>
     <w:p>
       <w:pPr>
-        <w:spacing w:before="0" w:beforeAutospacing="off" w:after="200" w:afterAutospacing="off" w:line="259" w:lineRule="auto"/>
-        <w:ind w:left="0" w:right="0"/>
-        <w:jc w:val="left"/>
-        <w:rPr>
-          <w:rFonts w:ascii="Calibri" w:hAnsi="Calibri" w:eastAsia="Calibri" w:cs="Calibri"/>
-          <w:noProof w:val="0"/>
-          <w:sz w:val="24"/>
-          <w:szCs w:val="24"/>
-          <w:lang w:val="es-ES"/>
-        </w:rPr>
-      </w:pPr>
-      <w:r>
-        <w:rPr>
-          <w:rFonts w:ascii="Century Gothic" w:hAnsi="Century Gothic" w:eastAsia="Century Gothic" w:cs="Century Gothic"/>
-          <w:b w:val="0"/>
-          <w:bCs w:val="0"/>
-          <w:i w:val="0"/>
-          <w:iCs w:val="0"/>
-          <w:caps w:val="0"/>
-          <w:smallCaps w:val="0"/>
-          <w:noProof w:val="0"/>
-          <w:color w:val="000000" w:themeColor="text1" w:themeTint="FF" w:themeShade="FF"/>
+        <w:spacing w:after="200" w:line="259" w:lineRule="auto"/>
+        <w:rPr>
+          <w:rFonts w:ascii="Calibri" w:eastAsia="Calibri" w:hAnsi="Calibri" w:cs="Calibri"/>
+        </w:rPr>
+      </w:pPr>
+      <w:r>
+        <w:rPr>
+          <w:rFonts w:ascii="Century Gothic" w:eastAsia="Century Gothic" w:hAnsi="Century Gothic" w:cs="Century Gothic"/>
+          <w:color w:val="000000" w:themeColor="text1"/>
           <w:sz w:val="22"/>
           <w:szCs w:val="22"/>
-          <w:lang w:val="es-ES"/>
         </w:rPr>
         <w:t>{{firma_paciente}}</w:t>
       </w:r>
@@ -1408,50 +1190,23 @@
         <w:tab/>
       </w:r>
       <w:r>
-        <w:tab/>
-      </w:r>
-      <w:r>
-        <w:tab/>
-      </w:r>
-      <w:r>
-        <w:rPr>
-          <w:rFonts w:ascii="Calibri" w:hAnsi="Calibri" w:eastAsia="Calibri" w:cs="Calibri"/>
-          <w:b w:val="0"/>
-          <w:bCs w:val="0"/>
-          <w:i w:val="0"/>
-          <w:iCs w:val="0"/>
-          <w:caps w:val="0"/>
-          <w:smallCaps w:val="0"/>
-          <w:noProof w:val="0"/>
-          <w:color w:val="000000" w:themeColor="text1" w:themeTint="FF" w:themeShade="FF"/>
+        <w:rPr>
+          <w:rFonts w:ascii="Calibri" w:eastAsia="Calibri" w:hAnsi="Calibri" w:cs="Calibri"/>
+          <w:color w:val="000000" w:themeColor="text1"/>
           <w:sz w:val="22"/>
           <w:szCs w:val="22"/>
-          <w:lang w:val="es-ES"/>
-        </w:rPr>
-        <w:t xml:space="preserve">      {{firma_tutor}}</w:t>
-      </w:r>
-    </w:p>
-    <w:p>
-      <w:pPr>
-        <w:rPr>
-          <w:rFonts w:cs="Calibri" w:cstheme="minorAscii"/>
-        </w:rPr>
-      </w:pPr>
-    </w:p>
-    <w:p>
-      <w:pPr>
-        <w:pStyle w:val="Normal"/>
-        <w:rPr>
-          <w:rFonts w:cs="Calibri" w:cstheme="minorAscii"/>
-        </w:rPr>
-      </w:pPr>
-    </w:p>
+        </w:rPr>
+        <w:t>{{firma_tutor}}</w:t>
+      </w:r>
+    </w:p>
+    <w:p/>
+    <w:p/>
     <w:sectPr>
       <w:headerReference w:type="even" r:id="rId7"/>
       <w:headerReference w:type="default" r:id="rId8"/>
       <w:footerReference w:type="default" r:id="rId9"/>
       <w:headerReference w:type="first" r:id="rId10"/>
-      <w:pgSz w:w="12240" w:h="15840" w:orient="portrait"/>
+      <w:pgSz w:w="12240" w:h="15840"/>
       <w:pgMar w:top="1417" w:right="1701" w:bottom="1417" w:left="1701" w:header="708" w:footer="708" w:gutter="0"/>
       <w:cols w:space="708"/>
       <w:docGrid w:linePitch="360"/>
@@ -1480,7 +1235,7 @@
 </file>
 
 <file path=word/footer1.xml><?xml version="1.0" encoding="utf-8"?>
-<w:ftr xmlns:wpc="http://schemas.microsoft.com/office/word/2010/wordprocessingCanvas" xmlns:cx="http://schemas.microsoft.com/office/drawing/2014/chartex" xmlns:cx1="http://schemas.microsoft.com/office/drawing/2015/9/8/chartex" xmlns:cx2="http://schemas.microsoft.com/office/drawing/2015/10/21/chartex" xmlns:cx3="http://schemas.microsoft.com/office/drawing/2016/5/9/chartex" xmlns:cx4="http://schemas.microsoft.com/office/drawing/2016/5/10/chartex" xmlns:cx5="http://schemas.microsoft.com/office/drawing/2016/5/11/chartex" xmlns:cx6="http://schemas.microsoft.com/office/drawing/2016/5/12/chartex" xmlns:cx7="http://schemas.microsoft.com/office/drawing/2016/5/13/chartex" xmlns:cx8="http://schemas.microsoft.com/office/drawing/2016/5/14/chartex" xmlns:mc="http://schemas.openxmlformats.org/markup-compatibility/2006" xmlns:aink="http://schemas.microsoft.com/office/drawing/2016/ink" xmlns:am3d="http://schemas.microsoft.com/office/drawing/2017/model3d" xmlns:o="urn:schemas-microsoft-com:office:office" xmlns:oel="http://schemas.microsoft.com/office/2019/extlst" xmlns:r="http://schemas.openxmlformats.org/officeDocument/2006/relationships" xmlns:m="http://schemas.openxmlformats.org/officeDocument/2006/math" xmlns:v="urn:schemas-microsoft-com:vml" xmlns:wp14="http://schemas.microsoft.com/office/word/2010/wordprocessingDrawing" xmlns:wp="http://schemas.openxmlformats.org/drawingml/2006/wordprocessingDrawing" xmlns:w10="urn:schemas-microsoft-com:office:word" xmlns:w="http://schemas.openxmlformats.org/wordprocessingml/2006/main" xmlns:w14="http://schemas.microsoft.com/office/word/2010/wordml" xmlns:w15="http://schemas.microsoft.com/office/word/2012/wordml" xmlns:w16cex="http://schemas.microsoft.com/office/word/2018/wordml/cex" xmlns:w16cid="http://schemas.microsoft.com/office/word/2016/wordml/cid" xmlns:w16="http://schemas.microsoft.com/office/word/2018/wordml" xmlns:w16du="http://schemas.microsoft.com/office/word/2023/wordml/word16du" xmlns:w16sdtdh="http://schemas.microsoft.com/office/word/2020/wordml/sdtdatahash" xmlns:w16sdtfl="http://schemas.microsoft.com/office/word/2024/wordml/sdtformatlock" xmlns:w16se="http://schemas.microsoft.com/office/word/2015/wordml/symex" xmlns:wpg="http://schemas.microsoft.com/office/word/2010/wordprocessingGroup" xmlns:wpi="http://schemas.microsoft.com/office/word/2010/wordprocessingInk" xmlns:wne="http://schemas.microsoft.com/office/word/2006/wordml" xmlns:wps="http://schemas.microsoft.com/office/word/2010/wordprocessingShape" xmlns:a="http://schemas.openxmlformats.org/drawingml/2006/main" xmlns:pic="http://schemas.openxmlformats.org/drawingml/2006/picture" xmlns:a14="http://schemas.microsoft.com/office/drawing/2010/main" mc:Ignorable="w14 w15 w16se w16cid w16 w16cex w16sdtdh w16sdtfl w16du wp14">
+<w:ftr xmlns:wpc="http://schemas.microsoft.com/office/word/2010/wordprocessingCanvas" xmlns:cx="http://schemas.microsoft.com/office/drawing/2014/chartex" xmlns:cx1="http://schemas.microsoft.com/office/drawing/2015/9/8/chartex" xmlns:cx2="http://schemas.microsoft.com/office/drawing/2015/10/21/chartex" xmlns:cx3="http://schemas.microsoft.com/office/drawing/2016/5/9/chartex" xmlns:cx4="http://schemas.microsoft.com/office/drawing/2016/5/10/chartex" xmlns:cx5="http://schemas.microsoft.com/office/drawing/2016/5/11/chartex" xmlns:cx6="http://schemas.microsoft.com/office/drawing/2016/5/12/chartex" xmlns:cx7="http://schemas.microsoft.com/office/drawing/2016/5/13/chartex" xmlns:cx8="http://schemas.microsoft.com/office/drawing/2016/5/14/chartex" xmlns:mc="http://schemas.openxmlformats.org/markup-compatibility/2006" xmlns:aink="http://schemas.microsoft.com/office/drawing/2016/ink" xmlns:am3d="http://schemas.microsoft.com/office/drawing/2017/model3d" xmlns:o="urn:schemas-microsoft-com:office:office" xmlns:oel="http://schemas.microsoft.com/office/2019/extlst" xmlns:r="http://schemas.openxmlformats.org/officeDocument/2006/relationships" xmlns:m="http://schemas.openxmlformats.org/officeDocument/2006/math" xmlns:v="urn:schemas-microsoft-com:vml" xmlns:wp14="http://schemas.microsoft.com/office/word/2010/wordprocessingDrawing" xmlns:wp="http://schemas.openxmlformats.org/drawingml/2006/wordprocessingDrawing" xmlns:w10="urn:schemas-microsoft-com:office:word" xmlns:w="http://schemas.openxmlformats.org/wordprocessingml/2006/main" xmlns:w14="http://schemas.microsoft.com/office/word/2010/wordml" xmlns:w15="http://schemas.microsoft.com/office/word/2012/wordml" xmlns:w16cex="http://schemas.microsoft.com/office/word/2018/wordml/cex" xmlns:w16cid="http://schemas.microsoft.com/office/word/2016/wordml/cid" xmlns:w16="http://schemas.microsoft.com/office/word/2018/wordml" xmlns:w16du="http://schemas.microsoft.com/office/word/2023/wordml/word16du" xmlns:w16sdtdh="http://schemas.microsoft.com/office/word/2020/wordml/sdtdatahash" xmlns:w16sdtfl="http://schemas.microsoft.com/office/word/2024/wordml/sdtformatlock" xmlns:w16se="http://schemas.microsoft.com/office/word/2015/wordml/symex" xmlns:wpg="http://schemas.microsoft.com/office/word/2010/wordprocessingGroup" xmlns:wpi="http://schemas.microsoft.com/office/word/2010/wordprocessingInk" xmlns:wne="http://schemas.microsoft.com/office/word/2006/wordml" xmlns:wps="http://schemas.microsoft.com/office/word/2010/wordprocessingShape" mc:Ignorable="w14 w15 w16se w16cid w16 w16cex w16sdtdh w16sdtfl w16du wp14">
   <w:p>
     <w:pPr>
       <w:pStyle w:val="Piedepgina"/>
@@ -1580,23 +1335,7 @@
         <w:rFonts w:cstheme="minorHAnsi"/>
         <w:color w:val="808080" w:themeColor="background1" w:themeShade="80"/>
       </w:rPr>
-      <w:t xml:space="preserve">María Eugenia Romero Castilla- </w:t>
-    </w:r>
-    <w:proofErr w:type="spellStart"/>
-    <w:r>
-      <w:rPr>
-        <w:rFonts w:cstheme="minorHAnsi"/>
-        <w:color w:val="808080" w:themeColor="background1" w:themeShade="80"/>
-      </w:rPr>
-      <w:t>Nº</w:t>
-    </w:r>
-    <w:proofErr w:type="spellEnd"/>
-    <w:r>
-      <w:rPr>
-        <w:rFonts w:cstheme="minorHAnsi"/>
-        <w:color w:val="808080" w:themeColor="background1" w:themeShade="80"/>
-      </w:rPr>
-      <w:t xml:space="preserve"> de Colegiado: 7559</w:t>
+      <w:t>María Eugenia Romero Castilla- Nº de Colegiado: 7559</w:t>
     </w:r>
   </w:p>
   <w:p>
@@ -1639,7 +1378,7 @@
       </w:rPr>
       <w:t xml:space="preserve"> </w:t>
     </w:r>
-    <w:hyperlink w:history="1" r:id="rId2">
+    <w:hyperlink r:id="rId2" w:history="1">
       <w:r>
         <w:rPr>
           <w:rStyle w:val="Hipervnculo"/>
@@ -1661,13 +1400,6 @@
         <w:lang w:val="en-US"/>
       </w:rPr>
       <w:tab/>
-    </w:r>
-    <w:r>
-      <w:rPr>
-        <w:rFonts w:cstheme="minorHAnsi"/>
-        <w:color w:val="808080" w:themeColor="background1" w:themeShade="80"/>
-        <w:lang w:val="en-US"/>
-      </w:rPr>
       <w:t>NI</w:t>
     </w:r>
     <w:r>
@@ -1728,7 +1460,7 @@
         <w:noProof/>
       </w:rPr>
       <w:pict w14:anchorId="541521FA">
-        <v:shapetype id="_x0000_t75" coordsize="21600,21600" filled="f" stroked="f" o:spt="75" o:preferrelative="t" path="m@4@5l@4@11@9@11@9@5xe">
+        <v:shapetype id="_x0000_t75" coordsize="21600,21600" o:spt="75" o:preferrelative="t" path="m@4@5l@4@11@9@11@9@5xe" filled="f" stroked="f">
           <v:stroke joinstyle="miter"/>
           <v:formulas>
             <v:f eqn="if lineDrawn pixelLineWidth 0"/>
@@ -1744,11 +1476,11 @@
             <v:f eqn="prod @7 21600 pixelHeight"/>
             <v:f eqn="sum @10 21600 0"/>
           </v:formulas>
-          <v:path gradientshapeok="t" o:connecttype="rect" o:extrusionok="f"/>
+          <v:path o:extrusionok="f" gradientshapeok="t" o:connecttype="rect"/>
           <o:lock v:ext="edit" aspectratio="t"/>
         </v:shapetype>
-        <v:shape id="WordPictureWatermark3264782" style="position:absolute;margin-left:0;margin-top:0;width:441.65pt;height:441.65pt;z-index:-251651072;mso-wrap-edited:f;mso-width-percent:0;mso-height-percent:0;mso-position-horizontal:center;mso-position-horizontal-relative:margin;mso-position-vertical:center;mso-position-vertical-relative:margin;mso-width-percent:0;mso-height-percent:0" alt="" o:spid="_x0000_s1026" o:allowincell="f" type="#_x0000_t75">
-          <v:imagedata gain="19661f" blacklevel="22938f" o:title="LOGO" r:id="rId1"/>
+        <v:shape id="WordPictureWatermark3264782" o:spid="_x0000_s1026" type="#_x0000_t75" alt="" style="position:absolute;margin-left:0;margin-top:0;width:441.65pt;height:441.65pt;z-index:-251651072;mso-wrap-edited:f;mso-width-percent:0;mso-height-percent:0;mso-position-horizontal:center;mso-position-horizontal-relative:margin;mso-position-vertical:center;mso-position-vertical-relative:margin;mso-width-percent:0;mso-height-percent:0" o:allowincell="f">
+          <v:imagedata r:id="rId1" o:title="LOGO" gain="19661f" blacklevel="22938f"/>
           <w10:wrap anchorx="margin" anchory="margin"/>
         </v:shape>
       </w:pict>
@@ -1779,8 +1511,6 @@
     </w:r>
     <w:r>
       <w:tab/>
-    </w:r>
-    <w:r>
       <w:t>FECHA:</w:t>
     </w:r>
   </w:p>
@@ -1798,7 +1528,7 @@
         <w:noProof/>
       </w:rPr>
       <w:pict w14:anchorId="06FD6491">
-        <v:shapetype id="_x0000_t75" coordsize="21600,21600" filled="f" stroked="f" o:spt="75" o:preferrelative="t" path="m@4@5l@4@11@9@11@9@5xe">
+        <v:shapetype id="_x0000_t75" coordsize="21600,21600" o:spt="75" o:preferrelative="t" path="m@4@5l@4@11@9@11@9@5xe" filled="f" stroked="f">
           <v:stroke joinstyle="miter"/>
           <v:formulas>
             <v:f eqn="if lineDrawn pixelLineWidth 0"/>
@@ -1814,11 +1544,11 @@
             <v:f eqn="prod @7 21600 pixelHeight"/>
             <v:f eqn="sum @10 21600 0"/>
           </v:formulas>
-          <v:path gradientshapeok="t" o:connecttype="rect" o:extrusionok="f"/>
+          <v:path o:extrusionok="f" gradientshapeok="t" o:connecttype="rect"/>
           <o:lock v:ext="edit" aspectratio="t"/>
         </v:shapetype>
-        <v:shape id="WordPictureWatermark3264781" style="position:absolute;margin-left:0;margin-top:0;width:441.65pt;height:441.65pt;z-index:-251654144;mso-wrap-edited:f;mso-width-percent:0;mso-height-percent:0;mso-position-horizontal:center;mso-position-horizontal-relative:margin;mso-position-vertical:center;mso-position-vertical-relative:margin;mso-width-percent:0;mso-height-percent:0" alt="" o:spid="_x0000_s1025" o:allowincell="f" type="#_x0000_t75">
-          <v:imagedata gain="19661f" blacklevel="22938f" o:title="LOGO" r:id="rId1"/>
+        <v:shape id="WordPictureWatermark3264781" o:spid="_x0000_s1025" type="#_x0000_t75" alt="" style="position:absolute;margin-left:0;margin-top:0;width:441.65pt;height:441.65pt;z-index:-251654144;mso-wrap-edited:f;mso-width-percent:0;mso-height-percent:0;mso-position-horizontal:center;mso-position-horizontal-relative:margin;mso-position-vertical:center;mso-position-vertical-relative:margin;mso-width-percent:0;mso-height-percent:0" o:allowincell="f">
+          <v:imagedata r:id="rId1" o:title="LOGO" gain="19661f" blacklevel="22938f"/>
           <w10:wrap anchorx="margin" anchory="margin"/>
         </v:shape>
       </w:pict>
@@ -1828,11 +1558,11 @@
 </file>
 
 <file path=word/styles.xml><?xml version="1.0" encoding="utf-8"?>
-<w:styles xmlns:wp14="http://schemas.microsoft.com/office/word/2010/wordprocessingDrawing" xmlns:mc="http://schemas.openxmlformats.org/markup-compatibility/2006" xmlns:r="http://schemas.openxmlformats.org/officeDocument/2006/relationships" xmlns:w="http://schemas.openxmlformats.org/wordprocessingml/2006/main" xmlns:w14="http://schemas.microsoft.com/office/word/2010/wordml" xmlns:w15="http://schemas.microsoft.com/office/word/2012/wordml" xmlns:w16cex="http://schemas.microsoft.com/office/word/2018/wordml/cex" xmlns:w16cid="http://schemas.microsoft.com/office/word/2016/wordml/cid" xmlns:w16="http://schemas.microsoft.com/office/word/2018/wordml" xmlns:w16du="http://schemas.microsoft.com/office/word/2023/wordml/word16du" xmlns:w16sdtdh="http://schemas.microsoft.com/office/word/2020/wordml/sdtdatahash" xmlns:w16sdtfl="http://schemas.microsoft.com/office/word/2024/wordml/sdtformatlock" xmlns:w16se="http://schemas.microsoft.com/office/word/2015/wordml/symex" mc:Ignorable="w14 w15 w16se w16cid w16 w16cex w16sdtdh w16sdtfl w16du wp14">
+<w:styles xmlns:mc="http://schemas.openxmlformats.org/markup-compatibility/2006" xmlns:r="http://schemas.openxmlformats.org/officeDocument/2006/relationships" xmlns:w="http://schemas.openxmlformats.org/wordprocessingml/2006/main" xmlns:w14="http://schemas.microsoft.com/office/word/2010/wordml" xmlns:w15="http://schemas.microsoft.com/office/word/2012/wordml" xmlns:w16cex="http://schemas.microsoft.com/office/word/2018/wordml/cex" xmlns:w16cid="http://schemas.microsoft.com/office/word/2016/wordml/cid" xmlns:w16="http://schemas.microsoft.com/office/word/2018/wordml" xmlns:w16du="http://schemas.microsoft.com/office/word/2023/wordml/word16du" xmlns:w16sdtdh="http://schemas.microsoft.com/office/word/2020/wordml/sdtdatahash" xmlns:w16sdtfl="http://schemas.microsoft.com/office/word/2024/wordml/sdtformatlock" xmlns:w16se="http://schemas.microsoft.com/office/word/2015/wordml/symex" mc:Ignorable="w14 w15 w16se w16cid w16 w16cex w16sdtdh w16sdtfl w16du">
   <w:docDefaults>
     <w:rPrDefault>
       <w:rPr>
-        <w:rFonts w:asciiTheme="minorHAnsi" w:hAnsiTheme="minorHAnsi" w:eastAsiaTheme="minorHAnsi" w:cstheme="minorBidi"/>
+        <w:rFonts w:asciiTheme="minorHAnsi" w:eastAsiaTheme="minorHAnsi" w:hAnsiTheme="minorHAnsi" w:cstheme="minorBidi"/>
         <w:sz w:val="24"/>
         <w:szCs w:val="24"/>
         <w:lang w:val="es-ES" w:eastAsia="en-US" w:bidi="ar-SA"/>
@@ -1843,14 +1573,14 @@
   <w:latentStyles w:defLockedState="0" w:defUIPriority="99" w:defSemiHidden="0" w:defUnhideWhenUsed="0" w:defQFormat="0" w:count="376">
     <w:lsdException w:name="Normal" w:uiPriority="0" w:qFormat="1"/>
     <w:lsdException w:name="heading 1" w:uiPriority="9" w:qFormat="1"/>
-    <w:lsdException w:name="heading 2" w:uiPriority="9" w:semiHidden="1" w:unhideWhenUsed="1" w:qFormat="1"/>
-    <w:lsdException w:name="heading 3" w:uiPriority="9" w:semiHidden="1" w:unhideWhenUsed="1" w:qFormat="1"/>
-    <w:lsdException w:name="heading 4" w:uiPriority="9" w:semiHidden="1" w:unhideWhenUsed="1" w:qFormat="1"/>
-    <w:lsdException w:name="heading 5" w:uiPriority="9" w:semiHidden="1" w:unhideWhenUsed="1" w:qFormat="1"/>
-    <w:lsdException w:name="heading 6" w:uiPriority="9" w:semiHidden="1" w:unhideWhenUsed="1" w:qFormat="1"/>
-    <w:lsdException w:name="heading 7" w:uiPriority="9" w:semiHidden="1" w:unhideWhenUsed="1" w:qFormat="1"/>
-    <w:lsdException w:name="heading 8" w:uiPriority="9" w:semiHidden="1" w:unhideWhenUsed="1" w:qFormat="1"/>
-    <w:lsdException w:name="heading 9" w:uiPriority="9" w:semiHidden="1" w:unhideWhenUsed="1" w:qFormat="1"/>
+    <w:lsdException w:name="heading 2" w:semiHidden="1" w:uiPriority="9" w:unhideWhenUsed="1" w:qFormat="1"/>
+    <w:lsdException w:name="heading 3" w:semiHidden="1" w:uiPriority="9" w:unhideWhenUsed="1" w:qFormat="1"/>
+    <w:lsdException w:name="heading 4" w:semiHidden="1" w:uiPriority="9" w:unhideWhenUsed="1" w:qFormat="1"/>
+    <w:lsdException w:name="heading 5" w:semiHidden="1" w:uiPriority="9" w:unhideWhenUsed="1" w:qFormat="1"/>
+    <w:lsdException w:name="heading 6" w:semiHidden="1" w:uiPriority="9" w:unhideWhenUsed="1" w:qFormat="1"/>
+    <w:lsdException w:name="heading 7" w:semiHidden="1" w:uiPriority="9" w:unhideWhenUsed="1" w:qFormat="1"/>
+    <w:lsdException w:name="heading 8" w:semiHidden="1" w:uiPriority="9" w:unhideWhenUsed="1" w:qFormat="1"/>
+    <w:lsdException w:name="heading 9" w:semiHidden="1" w:uiPriority="9" w:unhideWhenUsed="1" w:qFormat="1"/>
     <w:lsdException w:name="index 1" w:semiHidden="1" w:unhideWhenUsed="1"/>
     <w:lsdException w:name="index 2" w:semiHidden="1" w:unhideWhenUsed="1"/>
     <w:lsdException w:name="index 3" w:semiHidden="1" w:unhideWhenUsed="1"/>
@@ -1860,22 +1590,22 @@
     <w:lsdException w:name="index 7" w:semiHidden="1" w:unhideWhenUsed="1"/>
     <w:lsdException w:name="index 8" w:semiHidden="1" w:unhideWhenUsed="1"/>
     <w:lsdException w:name="index 9" w:semiHidden="1" w:unhideWhenUsed="1"/>
-    <w:lsdException w:name="toc 1" w:uiPriority="39" w:semiHidden="1" w:unhideWhenUsed="1"/>
-    <w:lsdException w:name="toc 2" w:uiPriority="39" w:semiHidden="1" w:unhideWhenUsed="1"/>
-    <w:lsdException w:name="toc 3" w:uiPriority="39" w:semiHidden="1" w:unhideWhenUsed="1"/>
-    <w:lsdException w:name="toc 4" w:uiPriority="39" w:semiHidden="1" w:unhideWhenUsed="1"/>
-    <w:lsdException w:name="toc 5" w:uiPriority="39" w:semiHidden="1" w:unhideWhenUsed="1"/>
-    <w:lsdException w:name="toc 6" w:uiPriority="39" w:semiHidden="1" w:unhideWhenUsed="1"/>
-    <w:lsdException w:name="toc 7" w:uiPriority="39" w:semiHidden="1" w:unhideWhenUsed="1"/>
-    <w:lsdException w:name="toc 8" w:uiPriority="39" w:semiHidden="1" w:unhideWhenUsed="1"/>
-    <w:lsdException w:name="toc 9" w:uiPriority="39" w:semiHidden="1" w:unhideWhenUsed="1"/>
+    <w:lsdException w:name="toc 1" w:semiHidden="1" w:uiPriority="39" w:unhideWhenUsed="1"/>
+    <w:lsdException w:name="toc 2" w:semiHidden="1" w:uiPriority="39" w:unhideWhenUsed="1"/>
+    <w:lsdException w:name="toc 3" w:semiHidden="1" w:uiPriority="39" w:unhideWhenUsed="1"/>
+    <w:lsdException w:name="toc 4" w:semiHidden="1" w:uiPriority="39" w:unhideWhenUsed="1"/>
+    <w:lsdException w:name="toc 5" w:semiHidden="1" w:uiPriority="39" w:unhideWhenUsed="1"/>
+    <w:lsdException w:name="toc 6" w:semiHidden="1" w:uiPriority="39" w:unhideWhenUsed="1"/>
+    <w:lsdException w:name="toc 7" w:semiHidden="1" w:uiPriority="39" w:unhideWhenUsed="1"/>
+    <w:lsdException w:name="toc 8" w:semiHidden="1" w:uiPriority="39" w:unhideWhenUsed="1"/>
+    <w:lsdException w:name="toc 9" w:semiHidden="1" w:uiPriority="39" w:unhideWhenUsed="1"/>
     <w:lsdException w:name="Normal Indent" w:semiHidden="1" w:unhideWhenUsed="1"/>
     <w:lsdException w:name="footnote text" w:semiHidden="1" w:unhideWhenUsed="1"/>
     <w:lsdException w:name="annotation text" w:semiHidden="1" w:unhideWhenUsed="1"/>
     <w:lsdException w:name="header" w:semiHidden="1" w:unhideWhenUsed="1"/>
     <w:lsdException w:name="footer" w:semiHidden="1" w:unhideWhenUsed="1"/>
     <w:lsdException w:name="index heading" w:semiHidden="1" w:unhideWhenUsed="1"/>
-    <w:lsdException w:name="caption" w:uiPriority="35" w:semiHidden="1" w:unhideWhenUsed="1" w:qFormat="1"/>
+    <w:lsdException w:name="caption" w:semiHidden="1" w:uiPriority="35" w:unhideWhenUsed="1" w:qFormat="1"/>
     <w:lsdException w:name="table of figures" w:semiHidden="1" w:unhideWhenUsed="1"/>
     <w:lsdException w:name="envelope address" w:semiHidden="1" w:unhideWhenUsed="1"/>
     <w:lsdException w:name="envelope return" w:semiHidden="1" w:unhideWhenUsed="1"/>
@@ -1906,7 +1636,7 @@
     <w:lsdException w:name="Title" w:uiPriority="10" w:qFormat="1"/>
     <w:lsdException w:name="Closing" w:semiHidden="1" w:unhideWhenUsed="1"/>
     <w:lsdException w:name="Signature" w:semiHidden="1" w:unhideWhenUsed="1"/>
-    <w:lsdException w:name="Default Paragraph Font" w:uiPriority="1" w:semiHidden="1" w:unhideWhenUsed="1"/>
+    <w:lsdException w:name="Default Paragraph Font" w:semiHidden="1" w:uiPriority="1" w:unhideWhenUsed="1"/>
     <w:lsdException w:name="Body Text" w:semiHidden="1" w:unhideWhenUsed="1"/>
     <w:lsdException w:name="Body Text Indent" w:semiHidden="1" w:unhideWhenUsed="1"/>
     <w:lsdException w:name="List Continue" w:semiHidden="1" w:unhideWhenUsed="1"/>
@@ -2106,8 +1836,8 @@
     <w:lsdException w:name="Subtle Reference" w:uiPriority="31" w:qFormat="1"/>
     <w:lsdException w:name="Intense Reference" w:uiPriority="32" w:qFormat="1"/>
     <w:lsdException w:name="Book Title" w:uiPriority="33" w:qFormat="1"/>
-    <w:lsdException w:name="Bibliography" w:uiPriority="37" w:semiHidden="1" w:unhideWhenUsed="1"/>
-    <w:lsdException w:name="TOC Heading" w:uiPriority="39" w:semiHidden="1" w:unhideWhenUsed="1" w:qFormat="1"/>
+    <w:lsdException w:name="Bibliography" w:semiHidden="1" w:uiPriority="37" w:unhideWhenUsed="1"/>
+    <w:lsdException w:name="TOC Heading" w:semiHidden="1" w:uiPriority="39" w:unhideWhenUsed="1" w:qFormat="1"/>
     <w:lsdException w:name="Plain Table 1" w:uiPriority="41"/>
     <w:lsdException w:name="Plain Table 2" w:uiPriority="42"/>
     <w:lsdException w:name="Plain Table 3" w:uiPriority="43"/>
@@ -2218,17 +1948,17 @@
     <w:lsdException w:name="Unresolved Mention" w:semiHidden="1" w:unhideWhenUsed="1"/>
     <w:lsdException w:name="Smart Link" w:semiHidden="1" w:unhideWhenUsed="1"/>
   </w:latentStyles>
-  <w:style w:type="paragraph" w:styleId="Normal" w:default="1">
+  <w:style w:type="paragraph" w:default="1" w:styleId="Normal">
     <w:name w:val="Normal"/>
     <w:qFormat/>
   </w:style>
-  <w:style w:type="character" w:styleId="Fuentedeprrafopredeter" w:default="1">
+  <w:style w:type="character" w:default="1" w:styleId="Fuentedeprrafopredeter">
     <w:name w:val="Default Paragraph Font"/>
     <w:uiPriority w:val="1"/>
     <w:semiHidden/>
     <w:unhideWhenUsed/>
   </w:style>
-  <w:style w:type="table" w:styleId="Tablanormal" w:default="1">
+  <w:style w:type="table" w:default="1" w:styleId="Tablanormal">
     <w:name w:val="Normal Table"/>
     <w:uiPriority w:val="99"/>
     <w:semiHidden/>
@@ -2243,7 +1973,7 @@
       </w:tblCellMar>
     </w:tblPr>
   </w:style>
-  <w:style w:type="numbering" w:styleId="Sinlista" w:default="1">
+  <w:style w:type="numbering" w:default="1" w:styleId="Sinlista">
     <w:name w:val="No List"/>
     <w:uiPriority w:val="99"/>
     <w:semiHidden/>
@@ -2263,7 +1993,7 @@
       </w:tabs>
     </w:pPr>
   </w:style>
-  <w:style w:type="character" w:styleId="EncabezadoCar" w:customStyle="1">
+  <w:style w:type="character" w:customStyle="1" w:styleId="EncabezadoCar">
     <w:name w:val="Encabezado Car"/>
     <w:basedOn w:val="Fuentedeprrafopredeter"/>
     <w:link w:val="Encabezado"/>
@@ -2284,7 +2014,7 @@
       </w:tabs>
     </w:pPr>
   </w:style>
-  <w:style w:type="character" w:styleId="PiedepginaCar" w:customStyle="1">
+  <w:style w:type="character" w:customStyle="1" w:styleId="PiedepginaCar">
     <w:name w:val="Pie de página Car"/>
     <w:basedOn w:val="Fuentedeprrafopredeter"/>
     <w:link w:val="Piedepgina"/>
@@ -2306,7 +2036,7 @@
 </file>
 
 <file path=word/theme/theme1.xml><?xml version="1.0" encoding="utf-8"?>
-<a:theme xmlns:a="http://schemas.openxmlformats.org/drawingml/2006/main" xmlns:thm15="http://schemas.microsoft.com/office/thememl/2012/main" name="Tema de Office">
+<a:theme xmlns:a="http://schemas.openxmlformats.org/drawingml/2006/main" name="Tema de Office">
   <a:themeElements>
     <a:clrScheme name="Office">
       <a:dk1>
